--- a/2891/白菜语语法/词法/白菜语语法-数词、量词.docx
+++ b/2891/白菜语语法/词法/白菜语语法-数词、量词.docx
@@ -1,6 +1,6 @@
 
 <file path=word/document.xml><?xml version="1.0" encoding="utf-8"?>
-<w:document xmlns:wpc="http://schemas.microsoft.com/office/word/2010/wordprocessingCanvas" xmlns:cx="http://schemas.microsoft.com/office/drawing/2014/chartex" xmlns:cx1="http://schemas.microsoft.com/office/drawing/2015/9/8/chartex" xmlns:cx2="http://schemas.microsoft.com/office/drawing/2015/10/21/chartex" xmlns:cx3="http://schemas.microsoft.com/office/drawing/2016/5/9/chartex" xmlns:cx4="http://schemas.microsoft.com/office/drawing/2016/5/10/chartex" xmlns:cx5="http://schemas.microsoft.com/office/drawing/2016/5/11/chartex" xmlns:cx6="http://schemas.microsoft.com/office/drawing/2016/5/12/chartex" xmlns:cx7="http://schemas.microsoft.com/office/drawing/2016/5/13/chartex" xmlns:cx8="http://schemas.microsoft.com/office/drawing/2016/5/14/chartex" xmlns:mc="http://schemas.openxmlformats.org/markup-compatibility/2006" xmlns:aink="http://schemas.microsoft.com/office/drawing/2016/ink" xmlns:am3d="http://schemas.microsoft.com/office/drawing/2017/model3d" xmlns:o="urn:schemas-microsoft-com:office:office" xmlns:r="http://schemas.openxmlformats.org/officeDocument/2006/relationships" xmlns:m="http://schemas.openxmlformats.org/officeDocument/2006/math" xmlns:v="urn:schemas-microsoft-com:vml" xmlns:wp14="http://schemas.microsoft.com/office/word/2010/wordprocessingDrawing" xmlns:wp="http://schemas.openxmlformats.org/drawingml/2006/wordprocessingDrawing" xmlns:w10="urn:schemas-microsoft-com:office:word" xmlns:w="http://schemas.openxmlformats.org/wordprocessingml/2006/main" xmlns:w14="http://schemas.microsoft.com/office/word/2010/wordml" xmlns:w15="http://schemas.microsoft.com/office/word/2012/wordml" xmlns:w16cid="http://schemas.microsoft.com/office/word/2016/wordml/cid" xmlns:w16se="http://schemas.microsoft.com/office/word/2015/wordml/symex" xmlns:wpg="http://schemas.microsoft.com/office/word/2010/wordprocessingGroup" xmlns:wpi="http://schemas.microsoft.com/office/word/2010/wordprocessingInk" xmlns:wne="http://schemas.microsoft.com/office/word/2006/wordml" xmlns:wps="http://schemas.microsoft.com/office/word/2010/wordprocessingShape" mc:Ignorable="w14 w15 w16se w16cid wp14">
+<w:document xmlns:wpc="http://schemas.microsoft.com/office/word/2010/wordprocessingCanvas" xmlns:cx="http://schemas.microsoft.com/office/drawing/2014/chartex" xmlns:cx1="http://schemas.microsoft.com/office/drawing/2015/9/8/chartex" xmlns:cx2="http://schemas.microsoft.com/office/drawing/2015/10/21/chartex" xmlns:cx3="http://schemas.microsoft.com/office/drawing/2016/5/9/chartex" xmlns:cx4="http://schemas.microsoft.com/office/drawing/2016/5/10/chartex" xmlns:cx5="http://schemas.microsoft.com/office/drawing/2016/5/11/chartex" xmlns:cx6="http://schemas.microsoft.com/office/drawing/2016/5/12/chartex" xmlns:cx7="http://schemas.microsoft.com/office/drawing/2016/5/13/chartex" xmlns:cx8="http://schemas.microsoft.com/office/drawing/2016/5/14/chartex" xmlns:mc="http://schemas.openxmlformats.org/markup-compatibility/2006" xmlns:aink="http://schemas.microsoft.com/office/drawing/2016/ink" xmlns:am3d="http://schemas.microsoft.com/office/drawing/2017/model3d" xmlns:o="urn:schemas-microsoft-com:office:office" xmlns:r="http://schemas.openxmlformats.org/officeDocument/2006/relationships" xmlns:m="http://schemas.openxmlformats.org/officeDocument/2006/math" xmlns:v="urn:schemas-microsoft-com:vml" xmlns:wp14="http://schemas.microsoft.com/office/word/2010/wordprocessingDrawing" xmlns:wp="http://schemas.openxmlformats.org/drawingml/2006/wordprocessingDrawing" xmlns:w10="urn:schemas-microsoft-com:office:word" xmlns:w="http://schemas.openxmlformats.org/wordprocessingml/2006/main" xmlns:w14="http://schemas.microsoft.com/office/word/2010/wordml" xmlns:w15="http://schemas.microsoft.com/office/word/2012/wordml" xmlns:w16cex="http://schemas.microsoft.com/office/word/2018/wordml/cex" xmlns:w16cid="http://schemas.microsoft.com/office/word/2016/wordml/cid" xmlns:w16="http://schemas.microsoft.com/office/word/2018/wordml" xmlns:w16se="http://schemas.microsoft.com/office/word/2015/wordml/symex" xmlns:wpg="http://schemas.microsoft.com/office/word/2010/wordprocessingGroup" xmlns:wpi="http://schemas.microsoft.com/office/word/2010/wordprocessingInk" xmlns:wne="http://schemas.microsoft.com/office/word/2006/wordml" xmlns:wps="http://schemas.microsoft.com/office/word/2010/wordprocessingShape" mc:Ignorable="w14 w15 w16se w16cid w16 w16cex wp14">
   <w:body>
     <w:p>
       <w:pPr>
@@ -17,23 +17,7 @@
           <w:b w:val="0"/>
           <w:bCs/>
         </w:rPr>
-        <w:t>白菜语语法基础</w:t>
-      </w:r>
-      <w:r>
-        <w:rPr>
-          <w:rFonts w:hint="eastAsia"/>
-          <w:b w:val="0"/>
-          <w:bCs/>
-        </w:rPr>
-        <w:t>-</w:t>
-      </w:r>
-      <w:r>
-        <w:rPr>
-          <w:rFonts w:hint="eastAsia"/>
-          <w:b w:val="0"/>
-          <w:bCs/>
-        </w:rPr>
-        <w:t>数词、量词</w:t>
+        <w:t>白菜语语法基础-数词、量词</w:t>
       </w:r>
     </w:p>
     <w:p>
@@ -71,87 +55,7 @@
           <w:bCs/>
           <w:szCs w:val="32"/>
         </w:rPr>
-        <w:t>在白菜语中，数词分为</w:t>
-      </w:r>
-      <w:r>
-        <w:rPr>
-          <w:rFonts w:cs="Arial Unicode MS" w:hint="eastAsia"/>
-          <w:bCs/>
-          <w:szCs w:val="32"/>
-        </w:rPr>
-        <w:t>3</w:t>
-      </w:r>
-      <w:r>
-        <w:rPr>
-          <w:rFonts w:cs="Arial Unicode MS" w:hint="eastAsia"/>
-          <w:bCs/>
-          <w:szCs w:val="32"/>
-        </w:rPr>
-        <w:t>种：基数词</w:t>
-      </w:r>
-      <w:r>
-        <w:rPr>
-          <w:rFonts w:cs="Arial Unicode MS" w:hint="eastAsia"/>
-          <w:bCs/>
-          <w:szCs w:val="32"/>
-        </w:rPr>
-        <w:t>(Suka Cuk Rya/SCR)</w:t>
-      </w:r>
-      <w:r>
-        <w:rPr>
-          <w:rFonts w:cs="Arial Unicode MS" w:hint="eastAsia"/>
-          <w:bCs/>
-          <w:szCs w:val="32"/>
-        </w:rPr>
-        <w:t>、减数词</w:t>
-      </w:r>
-      <w:r>
-        <w:rPr>
-          <w:rFonts w:cs="Arial Unicode MS" w:hint="eastAsia"/>
-          <w:bCs/>
-          <w:szCs w:val="32"/>
-        </w:rPr>
-        <w:t>(Suka Cuk Myuh/SCM)</w:t>
-      </w:r>
-      <w:r>
-        <w:rPr>
-          <w:rFonts w:cs="Arial Unicode MS" w:hint="eastAsia"/>
-          <w:bCs/>
-          <w:szCs w:val="32"/>
-        </w:rPr>
-        <w:t>和马来数词</w:t>
-      </w:r>
-      <w:r>
-        <w:rPr>
-          <w:rFonts w:cs="Arial Unicode MS" w:hint="eastAsia"/>
-          <w:bCs/>
-          <w:szCs w:val="32"/>
-        </w:rPr>
-        <w:t>(Suka Cuk Malay/SCY)</w:t>
-      </w:r>
-      <w:r>
-        <w:rPr>
-          <w:rFonts w:cs="Arial Unicode MS" w:hint="eastAsia"/>
-          <w:bCs/>
-          <w:szCs w:val="32"/>
-        </w:rPr>
-        <w:t>。当然，在不同的语境中，这</w:t>
-      </w:r>
-      <w:r>
-        <w:rPr>
-          <w:rFonts w:cs="Arial Unicode MS" w:hint="eastAsia"/>
-          <w:bCs/>
-          <w:szCs w:val="32"/>
-        </w:rPr>
-        <w:t>3</w:t>
-      </w:r>
-      <w:r>
-        <w:rPr>
-          <w:rFonts w:cs="Arial Unicode MS" w:hint="eastAsia"/>
-          <w:bCs/>
-          <w:szCs w:val="32"/>
-        </w:rPr>
-        <w:t>种数词的调用情况也不尽相同。</w:t>
+        <w:t>在白菜语中，数词分为3种：基数词(Suka Cuk Rya/SCR)、减数词(Suka Cuk Myuh/SCM)和马来数词(Suka Cuk Malay/SCY)。当然，在不同的语境中，这3种数词的调用情况也不尽相同。</w:t>
       </w:r>
     </w:p>
     <w:p>
@@ -170,15 +74,7 @@
           <w:b w:val="0"/>
           <w:bCs/>
         </w:rPr>
-        <w:t>基数词</w:t>
-      </w:r>
-      <w:r>
-        <w:rPr>
-          <w:rFonts w:ascii="Arial Unicode MS" w:eastAsia="Arial Unicode MS" w:hAnsi="Arial Unicode MS" w:cs="Arial Unicode MS" w:hint="eastAsia"/>
-          <w:b w:val="0"/>
-          <w:bCs/>
-        </w:rPr>
-        <w:t>(Suka Cuk Rya/SCR)</w:t>
+        <w:t>基数词(Suka Cuk Rya/SCR)</w:t>
       </w:r>
     </w:p>
     <w:p>
@@ -202,19 +98,7 @@
         <w:rPr>
           <w:rFonts w:hint="eastAsia"/>
         </w:rPr>
-        <w:t>白菜语</w:t>
-      </w:r>
-      <w:r>
-        <w:rPr>
-          <w:rFonts w:hint="eastAsia"/>
-        </w:rPr>
-        <w:t>中，基数词常使用于</w:t>
-      </w:r>
-      <w:r>
-        <w:rPr>
-          <w:rFonts w:hint="eastAsia"/>
-        </w:rPr>
-        <w:t>如下场合：</w:t>
+        <w:t>白菜语中，基数词常使用于如下场合：</w:t>
       </w:r>
     </w:p>
     <w:p>
@@ -235,7 +119,7 @@
     </w:p>
     <w:p>
       <w:pPr>
-        <w:pStyle w:val="a3"/>
+        <w:pStyle w:val="a4"/>
         <w:numPr>
           <w:ilvl w:val="0"/>
           <w:numId w:val="2"/>
@@ -308,24 +192,12 @@
         <w:rPr>
           <w:rFonts w:hint="eastAsia"/>
         </w:rPr>
-        <w:t>我</w:t>
-      </w:r>
-      <w:r>
-        <w:rPr>
-          <w:rFonts w:hint="eastAsia"/>
-        </w:rPr>
-        <w:t>28</w:t>
-      </w:r>
-      <w:r>
-        <w:rPr>
-          <w:rFonts w:hint="eastAsia"/>
-        </w:rPr>
-        <w:t>岁了。弟弟，怎么啦？</w:t>
-      </w:r>
-    </w:p>
-    <w:p>
-      <w:pPr>
-        <w:pStyle w:val="a3"/>
+        <w:t>我28岁了。弟弟，怎么啦？</w:t>
+      </w:r>
+    </w:p>
+    <w:p>
+      <w:pPr>
+        <w:pStyle w:val="a4"/>
         <w:numPr>
           <w:ilvl w:val="0"/>
           <w:numId w:val="2"/>
@@ -349,10 +221,7 @@
         <w:t>T</w:t>
       </w:r>
       <w:r>
-        <w:t>ohara Verk Kam S</w:t>
-      </w:r>
-      <w:r>
-        <w:t xml:space="preserve">ara’m, Sabang Nyung Dah Chyeong Cuk Tehi Gukah Rhen-Hok(G-RH) Republik Sequrah Neh Sala </w:t>
+        <w:t xml:space="preserve">ohara Verk Kam Sara’m, Sabang Nyung Dah Chyeong Cuk Tehi Gukah Rhen-Hok(G-RH) Republik Sequrah Neh Sala </w:t>
       </w:r>
       <w:r>
         <w:rPr>
@@ -366,7 +235,7 @@
     </w:p>
     <w:p>
       <w:pPr>
-        <w:pStyle w:val="a3"/>
+        <w:pStyle w:val="a4"/>
         <w:spacing w:before="156" w:after="156"/>
         <w:ind w:left="1260" w:firstLineChars="0" w:firstLine="0"/>
       </w:pPr>
@@ -412,13 +281,7 @@
         <w:rPr>
           <w:rFonts w:hint="eastAsia"/>
         </w:rPr>
-        <w:t>在</w:t>
-      </w:r>
-      <w:r>
-        <w:rPr>
-          <w:rFonts w:hint="eastAsia"/>
-        </w:rPr>
-        <w:t>1</w:t>
+        <w:t>在1</w:t>
       </w:r>
       <w:r>
         <w:t>971</w:t>
@@ -432,7 +295,7 @@
     </w:p>
     <w:p>
       <w:pPr>
-        <w:pStyle w:val="a3"/>
+        <w:pStyle w:val="a4"/>
         <w:numPr>
           <w:ilvl w:val="0"/>
           <w:numId w:val="2"/>
@@ -456,15 +319,12 @@
         <w:t>R</w:t>
       </w:r>
       <w:r>
-        <w:t>hae Phaen 18(Jyeoh Stalia) N</w:t>
-      </w:r>
-      <w:r>
-        <w:t>ehum Sala Saekan Dok?</w:t>
-      </w:r>
-    </w:p>
-    <w:p>
-      <w:pPr>
-        <w:pStyle w:val="a3"/>
+        <w:t>hae Phaen 18(Jyeoh Stalia) Nehum Sala Saekan Dok?</w:t>
+      </w:r>
+    </w:p>
+    <w:p>
+      <w:pPr>
+        <w:pStyle w:val="a4"/>
         <w:spacing w:before="156" w:after="156"/>
         <w:ind w:left="1260" w:firstLineChars="0" w:firstLine="0"/>
       </w:pPr>
@@ -477,7 +337,7 @@
     </w:p>
     <w:p>
       <w:pPr>
-        <w:pStyle w:val="a3"/>
+        <w:pStyle w:val="a4"/>
         <w:spacing w:before="156" w:after="156"/>
         <w:ind w:left="1260" w:firstLineChars="0" w:firstLine="0"/>
       </w:pPr>
@@ -493,7 +353,7 @@
     </w:p>
     <w:p>
       <w:pPr>
-        <w:pStyle w:val="a3"/>
+        <w:pStyle w:val="a4"/>
         <w:spacing w:before="156" w:after="156"/>
         <w:ind w:left="1260" w:firstLineChars="0" w:firstLine="0"/>
       </w:pPr>
@@ -522,7 +382,7 @@
     </w:p>
     <w:p>
       <w:pPr>
-        <w:pStyle w:val="a3"/>
+        <w:pStyle w:val="a4"/>
         <w:numPr>
           <w:ilvl w:val="0"/>
           <w:numId w:val="2"/>
@@ -551,7 +411,7 @@
     </w:p>
     <w:p>
       <w:pPr>
-        <w:pStyle w:val="a3"/>
+        <w:pStyle w:val="a4"/>
         <w:spacing w:before="156" w:after="156"/>
         <w:ind w:left="1260" w:firstLineChars="0" w:firstLine="0"/>
       </w:pPr>
@@ -564,7 +424,7 @@
     </w:p>
     <w:p>
       <w:pPr>
-        <w:pStyle w:val="a3"/>
+        <w:pStyle w:val="a4"/>
         <w:spacing w:before="156" w:after="156"/>
         <w:ind w:left="1260" w:firstLineChars="0" w:firstLine="0"/>
       </w:pPr>
@@ -580,7 +440,7 @@
     </w:p>
     <w:p>
       <w:pPr>
-        <w:pStyle w:val="a3"/>
+        <w:pStyle w:val="a4"/>
         <w:spacing w:before="156" w:after="156"/>
         <w:ind w:left="1260" w:firstLineChars="0" w:firstLine="0"/>
       </w:pPr>
@@ -588,13 +448,7 @@
         <w:rPr>
           <w:rFonts w:hint="eastAsia"/>
         </w:rPr>
-        <w:t>摄氏温度？我现在</w:t>
-      </w:r>
-      <w:r>
-        <w:rPr>
-          <w:rFonts w:hint="eastAsia"/>
-        </w:rPr>
-        <w:t>3</w:t>
+        <w:t>摄氏温度？我现在3</w:t>
       </w:r>
       <w:r>
         <w:t>7.3</w:t>
@@ -608,7 +462,7 @@
     </w:p>
     <w:p>
       <w:pPr>
-        <w:pStyle w:val="a3"/>
+        <w:pStyle w:val="a4"/>
         <w:numPr>
           <w:ilvl w:val="0"/>
           <w:numId w:val="2"/>
@@ -634,7 +488,7 @@
     </w:p>
     <w:p>
       <w:pPr>
-        <w:pStyle w:val="a3"/>
+        <w:pStyle w:val="a4"/>
         <w:spacing w:before="156" w:after="156"/>
         <w:ind w:left="1260" w:firstLineChars="0" w:firstLine="0"/>
       </w:pPr>
@@ -647,7 +501,7 @@
     </w:p>
     <w:p>
       <w:pPr>
-        <w:pStyle w:val="a3"/>
+        <w:pStyle w:val="a4"/>
         <w:spacing w:before="156" w:after="156"/>
         <w:ind w:left="1260" w:firstLineChars="0" w:firstLine="0"/>
       </w:pPr>
@@ -681,7 +535,7 @@
     </w:p>
     <w:p>
       <w:pPr>
-        <w:pStyle w:val="a3"/>
+        <w:pStyle w:val="a4"/>
         <w:spacing w:before="156" w:after="156"/>
         <w:ind w:left="1260" w:firstLineChars="0" w:firstLine="0"/>
       </w:pPr>
@@ -702,10 +556,7 @@
         <w:t>hua</w:t>
       </w:r>
       <w:r>
-        <w:t xml:space="preserve"> Hak (PCH) Centio 20(T</w:t>
-      </w:r>
-      <w:r>
-        <w:t>eoh Jyeoh) \ 15(Jyeoh Pheveh) IDR R</w:t>
+        <w:t xml:space="preserve"> Hak (PCH) Centio 20(Teoh Jyeoh) \ 15(Jyeoh Pheveh) IDR R</w:t>
       </w:r>
       <w:r>
         <w:rPr>
@@ -728,7 +579,7 @@
     </w:p>
     <w:p>
       <w:pPr>
-        <w:pStyle w:val="a3"/>
+        <w:pStyle w:val="a4"/>
         <w:spacing w:before="156" w:after="156"/>
         <w:ind w:left="1260" w:firstLineChars="0" w:firstLine="0"/>
       </w:pPr>
@@ -745,13 +596,7 @@
         <w:rPr>
           <w:rFonts w:hint="eastAsia"/>
         </w:rPr>
-        <w:t>厘米和</w:t>
-      </w:r>
-      <w:r>
-        <w:rPr>
-          <w:rFonts w:hint="eastAsia"/>
-        </w:rPr>
-        <w:t>1</w:t>
+        <w:t>厘米和1</w:t>
       </w:r>
       <w:r>
         <w:t>5</w:t>
@@ -765,7 +610,7 @@
     </w:p>
     <w:p>
       <w:pPr>
-        <w:pStyle w:val="a3"/>
+        <w:pStyle w:val="a4"/>
         <w:numPr>
           <w:ilvl w:val="0"/>
           <w:numId w:val="2"/>
@@ -809,7 +654,7 @@
     </w:p>
     <w:p>
       <w:pPr>
-        <w:pStyle w:val="a3"/>
+        <w:pStyle w:val="a4"/>
         <w:spacing w:before="156" w:after="156"/>
         <w:ind w:left="840" w:firstLineChars="0"/>
       </w:pPr>
@@ -822,7 +667,7 @@
     </w:p>
     <w:p>
       <w:pPr>
-        <w:pStyle w:val="a3"/>
+        <w:pStyle w:val="a4"/>
         <w:spacing w:before="156" w:after="156"/>
         <w:ind w:left="840" w:firstLineChars="0"/>
       </w:pPr>
@@ -835,7 +680,7 @@
     </w:p>
     <w:p>
       <w:pPr>
-        <w:pStyle w:val="a3"/>
+        <w:pStyle w:val="a4"/>
         <w:spacing w:before="156" w:after="156"/>
         <w:ind w:left="840" w:firstLineChars="0"/>
       </w:pPr>
@@ -843,18 +688,12 @@
         <w:rPr>
           <w:rFonts w:hint="eastAsia"/>
         </w:rPr>
-        <w:t>2</w:t>
-      </w:r>
-      <w:r>
-        <w:rPr>
-          <w:rFonts w:hint="eastAsia"/>
-        </w:rPr>
-        <w:t>公斤。</w:t>
-      </w:r>
-    </w:p>
-    <w:p>
-      <w:pPr>
-        <w:pStyle w:val="a3"/>
+        <w:t>2公斤。</w:t>
+      </w:r>
+    </w:p>
+    <w:p>
+      <w:pPr>
+        <w:pStyle w:val="a4"/>
         <w:spacing w:before="156" w:after="156"/>
         <w:ind w:left="840" w:firstLineChars="0"/>
       </w:pPr>
@@ -867,7 +706,7 @@
     </w:p>
     <w:p>
       <w:pPr>
-        <w:pStyle w:val="a3"/>
+        <w:pStyle w:val="a4"/>
         <w:spacing w:before="156" w:after="156"/>
         <w:ind w:left="840" w:firstLineChars="0"/>
       </w:pPr>
@@ -875,18 +714,12 @@
         <w:rPr>
           <w:rFonts w:hint="eastAsia"/>
         </w:rPr>
-        <w:t>4</w:t>
-      </w:r>
-      <w:r>
-        <w:rPr>
-          <w:rFonts w:hint="eastAsia"/>
-        </w:rPr>
-        <w:t>斤。</w:t>
-      </w:r>
-    </w:p>
-    <w:p>
-      <w:pPr>
-        <w:pStyle w:val="a3"/>
+        <w:t>4斤。</w:t>
+      </w:r>
+    </w:p>
+    <w:p>
+      <w:pPr>
+        <w:pStyle w:val="a4"/>
         <w:numPr>
           <w:ilvl w:val="0"/>
           <w:numId w:val="3"/>
@@ -910,10 +743,7 @@
         <w:t>a</w:t>
       </w:r>
       <w:r>
-        <w:t>bang Chung Rhom Setuk Sat</w:t>
-      </w:r>
-      <w:r>
-        <w:t>ekom T</w:t>
+        <w:t>bang Chung Rhom Setuk Satekom T</w:t>
       </w:r>
       <w:r>
         <w:rPr>
@@ -936,7 +766,7 @@
     </w:p>
     <w:p>
       <w:pPr>
-        <w:pStyle w:val="a3"/>
+        <w:pStyle w:val="a4"/>
         <w:spacing w:before="156" w:after="156"/>
         <w:ind w:left="840" w:firstLineChars="0"/>
       </w:pPr>
@@ -967,7 +797,7 @@
     </w:p>
     <w:p>
       <w:pPr>
-        <w:pStyle w:val="a3"/>
+        <w:pStyle w:val="a4"/>
         <w:spacing w:before="156" w:after="156"/>
         <w:ind w:left="840" w:firstLineChars="0"/>
       </w:pPr>
@@ -1001,7 +831,7 @@
     </w:p>
     <w:p>
       <w:pPr>
-        <w:pStyle w:val="a3"/>
+        <w:pStyle w:val="a4"/>
         <w:spacing w:before="156" w:after="156"/>
         <w:ind w:left="840" w:firstLineChars="0"/>
       </w:pPr>
@@ -1009,13 +839,7 @@
         <w:rPr>
           <w:rFonts w:hint="eastAsia"/>
         </w:rPr>
-        <w:t>这块有</w:t>
-      </w:r>
-      <w:r>
-        <w:rPr>
-          <w:rFonts w:hint="eastAsia"/>
-        </w:rPr>
-        <w:t>1</w:t>
+        <w:t>这块有1</w:t>
       </w:r>
       <w:r>
         <w:t>12</w:t>
@@ -1029,7 +853,7 @@
     </w:p>
     <w:p>
       <w:pPr>
-        <w:pStyle w:val="a3"/>
+        <w:pStyle w:val="a4"/>
         <w:numPr>
           <w:ilvl w:val="0"/>
           <w:numId w:val="3"/>
@@ -1106,7 +930,7 @@
     </w:p>
     <w:p>
       <w:pPr>
-        <w:pStyle w:val="a3"/>
+        <w:pStyle w:val="a4"/>
         <w:spacing w:before="156" w:after="156"/>
         <w:ind w:left="1260" w:firstLineChars="0" w:firstLine="0"/>
       </w:pPr>
@@ -1137,7 +961,7 @@
     </w:p>
     <w:p>
       <w:pPr>
-        <w:pStyle w:val="a3"/>
+        <w:pStyle w:val="a4"/>
         <w:numPr>
           <w:ilvl w:val="0"/>
           <w:numId w:val="3"/>
@@ -1146,6 +970,7 @@
         <w:ind w:firstLineChars="0"/>
       </w:pPr>
       <w:r>
+        <w:lastRenderedPageBreak/>
         <w:t>Tohara PCH S</w:t>
       </w:r>
       <w:r>
@@ -1173,11 +998,7 @@
         <w:t>,</w:t>
       </w:r>
       <w:r>
-        <w:t xml:space="preserve">600,000(Stalago Saet Chuh) IDR </w:t>
-      </w:r>
-      <w:r>
-        <w:lastRenderedPageBreak/>
-        <w:t>K</w:t>
+        <w:t>600,000(Stalago Saet Chuh) IDR K</w:t>
       </w:r>
       <w:r>
         <w:rPr>
@@ -1224,7 +1045,7 @@
     </w:p>
     <w:p>
       <w:pPr>
-        <w:pStyle w:val="a3"/>
+        <w:pStyle w:val="a4"/>
         <w:spacing w:before="156" w:after="156"/>
         <w:ind w:left="1260" w:firstLineChars="0" w:firstLine="0"/>
       </w:pPr>
@@ -1232,13 +1053,7 @@
         <w:rPr>
           <w:rFonts w:hint="eastAsia"/>
         </w:rPr>
-        <w:t>对于中华人民共和国</w:t>
-      </w:r>
-      <w:r>
-        <w:rPr>
-          <w:rFonts w:hint="eastAsia"/>
-        </w:rPr>
-        <w:t>9</w:t>
+        <w:t>对于中华人民共和国9</w:t>
       </w:r>
       <w:r>
         <w:t>,600,000</w:t>
@@ -1252,7 +1067,7 @@
     </w:p>
     <w:p>
       <w:pPr>
-        <w:pStyle w:val="a3"/>
+        <w:pStyle w:val="a4"/>
         <w:numPr>
           <w:ilvl w:val="0"/>
           <w:numId w:val="3"/>
@@ -1297,10 +1112,7 @@
         <w:t>atu</w:t>
       </w:r>
       <w:r>
-        <w:t>)</w:t>
-      </w:r>
-      <w:r>
-        <w:t xml:space="preserve"> PCH Cube</w:t>
+        <w:t>) PCH Cube</w:t>
       </w:r>
       <w:r>
         <w:rPr>
@@ -1315,24 +1127,12 @@
         <w:rPr>
           <w:rFonts w:hint="eastAsia"/>
         </w:rPr>
-        <w:t>陈老师，</w:t>
-      </w:r>
-      <w:r>
-        <w:rPr>
-          <w:rFonts w:hint="eastAsia"/>
-        </w:rPr>
-        <w:t>1</w:t>
-      </w:r>
-      <w:r>
-        <w:rPr>
-          <w:rFonts w:hint="eastAsia"/>
-        </w:rPr>
-        <w:t>立方米的纯水有多重？</w:t>
-      </w:r>
-    </w:p>
-    <w:p>
-      <w:pPr>
-        <w:pStyle w:val="a3"/>
+        <w:t>陈老师，1立方米的纯水有多重？</w:t>
+      </w:r>
+    </w:p>
+    <w:p>
+      <w:pPr>
+        <w:pStyle w:val="a4"/>
         <w:spacing w:before="156" w:after="156"/>
         <w:ind w:left="1260" w:firstLineChars="0" w:firstLine="0"/>
       </w:pPr>
@@ -1358,13 +1158,7 @@
         <w:rPr>
           <w:rFonts w:hint="eastAsia"/>
         </w:rPr>
-        <w:t>1</w:t>
-      </w:r>
-      <w:r>
-        <w:rPr>
-          <w:rFonts w:hint="eastAsia"/>
-        </w:rPr>
-        <w:t>千克。</w:t>
+        <w:t>1千克。</w:t>
       </w:r>
     </w:p>
     <w:p>
@@ -1380,13 +1174,7 @@
         <w:rPr>
           <w:rFonts w:hint="eastAsia"/>
         </w:rPr>
-        <w:t>表示一个人的相对名称里的数字</w:t>
-      </w:r>
-      <w:r>
-        <w:rPr>
-          <w:rFonts w:hint="eastAsia"/>
-        </w:rPr>
-        <w:t>(</w:t>
+        <w:t>表示一个人的相对名称里的数字(</w:t>
       </w:r>
       <w:r>
         <w:t>A</w:t>
@@ -1395,13 +1183,7 @@
         <w:rPr>
           <w:rFonts w:hint="eastAsia"/>
         </w:rPr>
-        <w:t>raea</w:t>
-      </w:r>
-      <w:r>
-        <w:rPr>
-          <w:rFonts w:hint="eastAsia"/>
-        </w:rPr>
-        <w:t>情况</w:t>
+        <w:t>raea情况</w:t>
       </w:r>
       <w:r>
         <w:t>)</w:t>
@@ -1409,7 +1191,7 @@
     </w:p>
     <w:p>
       <w:pPr>
-        <w:pStyle w:val="a3"/>
+        <w:pStyle w:val="a4"/>
         <w:numPr>
           <w:ilvl w:val="0"/>
           <w:numId w:val="3"/>
@@ -1429,7 +1211,7 @@
     </w:p>
     <w:p>
       <w:pPr>
-        <w:pStyle w:val="a3"/>
+        <w:pStyle w:val="a4"/>
         <w:spacing w:before="156" w:after="156"/>
         <w:ind w:left="1260" w:firstLineChars="0" w:firstLine="0"/>
       </w:pPr>
@@ -1437,13 +1219,7 @@
         <w:rPr>
           <w:rFonts w:hint="eastAsia"/>
         </w:rPr>
-        <w:t>佐藤君，在</w:t>
-      </w:r>
-      <w:r>
-        <w:rPr>
-          <w:rFonts w:hint="eastAsia"/>
-        </w:rPr>
-        <w:t>A</w:t>
+        <w:t>佐藤君，在A</w:t>
       </w:r>
       <w:r>
         <w:t>urora</w:t>
@@ -1457,7 +1233,7 @@
     </w:p>
     <w:p>
       <w:pPr>
-        <w:pStyle w:val="a3"/>
+        <w:pStyle w:val="a4"/>
         <w:spacing w:before="156" w:after="156"/>
         <w:ind w:left="1260" w:firstLineChars="0" w:firstLine="0"/>
       </w:pPr>
@@ -1482,7 +1258,7 @@
     </w:p>
     <w:p>
       <w:pPr>
-        <w:pStyle w:val="a3"/>
+        <w:pStyle w:val="a4"/>
         <w:spacing w:before="156" w:after="156"/>
         <w:ind w:left="1260" w:firstLineChars="0" w:firstLine="0"/>
       </w:pPr>
@@ -1490,13 +1266,7 @@
         <w:rPr>
           <w:rFonts w:hint="eastAsia"/>
         </w:rPr>
-        <w:t>我是</w:t>
-      </w:r>
-      <w:r>
-        <w:rPr>
-          <w:rFonts w:hint="eastAsia"/>
-        </w:rPr>
-        <w:t>A</w:t>
+        <w:t>我是A</w:t>
       </w:r>
       <w:r>
         <w:t>urora Tokusak Setisa *4</w:t>
@@ -1526,7 +1296,7 @@
     </w:p>
     <w:p>
       <w:pPr>
-        <w:pStyle w:val="a3"/>
+        <w:pStyle w:val="a4"/>
         <w:numPr>
           <w:ilvl w:val="0"/>
           <w:numId w:val="3"/>
@@ -1549,7 +1319,7 @@
     </w:p>
     <w:p>
       <w:pPr>
-        <w:pStyle w:val="a3"/>
+        <w:pStyle w:val="a4"/>
         <w:spacing w:before="156" w:after="156"/>
         <w:ind w:left="1260" w:firstLineChars="0" w:firstLine="0"/>
       </w:pPr>
@@ -1562,7 +1332,7 @@
     </w:p>
     <w:p>
       <w:pPr>
-        <w:pStyle w:val="a3"/>
+        <w:pStyle w:val="a4"/>
         <w:numPr>
           <w:ilvl w:val="0"/>
           <w:numId w:val="3"/>
@@ -1580,12 +1350,16 @@
         <w:t>yeong-</w:t>
       </w:r>
       <w:r>
-        <w:t>Kom Keuk Seteman Kyo Weon IDR Republik Neh Ava Kareneh. Sarahah Chueh, Aqua Kam Sara’m!</w:t>
-      </w:r>
-    </w:p>
-    <w:p>
-      <w:pPr>
-        <w:pStyle w:val="a3"/>
+        <w:t xml:space="preserve">Kom Keuk Seteman Kyo Weon IDR Republik </w:t>
+      </w:r>
+      <w:r>
+        <w:lastRenderedPageBreak/>
+        <w:t>Neh Ava Kareneh. Sarahah Chueh, Aqua Kam Sara’m!</w:t>
+      </w:r>
+    </w:p>
+    <w:p>
+      <w:pPr>
+        <w:pStyle w:val="a4"/>
         <w:spacing w:before="156" w:after="156"/>
         <w:ind w:left="1260" w:firstLineChars="0" w:firstLine="0"/>
       </w:pPr>
@@ -1612,16 +1386,461 @@
           <w:b w:val="0"/>
           <w:bCs/>
         </w:rPr>
+        <w:t>减数词(Suka Cuk Myuh/SCM)</w:t>
+      </w:r>
+    </w:p>
+    <w:p>
+      <w:pPr>
+        <w:spacing w:before="156" w:after="156"/>
+        <w:ind w:firstLine="480"/>
+      </w:pPr>
+      <w:r>
+        <w:rPr>
+          <w:rFonts w:hint="eastAsia"/>
+        </w:rPr>
+        <w:t>在白菜语中，减数词也是其数词、量词系统中的重要组成部分。</w:t>
+      </w:r>
+      <w:r>
+        <w:rPr>
+          <w:rFonts w:hint="eastAsia"/>
+        </w:rPr>
+        <w:t>与基数词不同的是，减数词用途较为特殊，一般用于表示</w:t>
+      </w:r>
+      <w:r>
+        <w:rPr>
+          <w:rFonts w:hint="eastAsia"/>
+        </w:rPr>
+        <w:t>时间、</w:t>
+      </w:r>
+      <w:r>
+        <w:rPr>
+          <w:rFonts w:hint="eastAsia"/>
+        </w:rPr>
+        <w:t>政治学、</w:t>
+      </w:r>
+      <w:r>
+        <w:rPr>
+          <w:rFonts w:hint="eastAsia"/>
+        </w:rPr>
+        <w:t>历史学、遗传学等的概念。</w:t>
+      </w:r>
+    </w:p>
+    <w:p>
+      <w:pPr>
+        <w:pStyle w:val="a4"/>
+        <w:numPr>
+          <w:ilvl w:val="0"/>
+          <w:numId w:val="4"/>
+        </w:numPr>
+        <w:spacing w:before="156" w:after="156"/>
+        <w:ind w:firstLineChars="0"/>
+      </w:pPr>
+      <w:r>
+        <w:rPr>
+          <w:rFonts w:hint="eastAsia"/>
+        </w:rPr>
+        <w:t>表示年份（末位之前）</w:t>
+      </w:r>
+      <w:r>
+        <w:rPr>
+          <w:rStyle w:val="ab"/>
+        </w:rPr>
+        <w:footnoteReference w:id="1"/>
+      </w:r>
+    </w:p>
+    <w:p>
+      <w:pPr>
+        <w:pStyle w:val="a4"/>
+        <w:numPr>
+          <w:ilvl w:val="0"/>
+          <w:numId w:val="6"/>
+        </w:numPr>
+        <w:spacing w:before="156" w:after="156"/>
+        <w:ind w:firstLineChars="0"/>
+      </w:pPr>
+      <w:r>
+        <w:t xml:space="preserve">Navum Chua Setuk Tobako CM, Noh Gukah </w:t>
+      </w:r>
+      <w:r>
+        <w:t>Natseng Ahng</w:t>
+      </w:r>
+      <w:r>
+        <w:t xml:space="preserve"> Saekai, IDR Saekan 1990</w:t>
+      </w:r>
+      <w:r>
+        <w:rPr>
+          <w:rFonts w:hint="eastAsia"/>
+        </w:rPr>
+        <w:t>s</w:t>
+      </w:r>
+      <w:r>
+        <w:t xml:space="preserve"> </w:t>
+      </w:r>
+      <w:r>
+        <w:rPr>
+          <w:highlight w:val="yellow"/>
+        </w:rPr>
+        <w:t>{</w:t>
+      </w:r>
+      <w:r>
+        <w:rPr>
+          <w:color w:val="00B050"/>
+          <w:highlight w:val="yellow"/>
+        </w:rPr>
+        <w:t xml:space="preserve">Rya </w:t>
+      </w:r>
+      <w:r>
+        <w:rPr>
+          <w:color w:val="7030A0"/>
+          <w:highlight w:val="yellow"/>
+        </w:rPr>
+        <w:t>Speh Tok</w:t>
+      </w:r>
+      <w:r>
+        <w:rPr>
+          <w:highlight w:val="yellow"/>
+        </w:rPr>
+        <w:t xml:space="preserve"> Seyeon </w:t>
+      </w:r>
+      <w:r>
+        <w:rPr>
+          <w:color w:val="FF0000"/>
+          <w:highlight w:val="yellow"/>
+        </w:rPr>
+        <w:t>Suk</w:t>
+      </w:r>
+      <w:r>
+        <w:rPr>
+          <w:highlight w:val="yellow"/>
+        </w:rPr>
+        <w:t>}</w:t>
+      </w:r>
+      <w:r>
+        <w:t>.</w:t>
+      </w:r>
+    </w:p>
+    <w:p>
+      <w:pPr>
+        <w:pStyle w:val="a4"/>
+        <w:spacing w:before="156" w:after="156"/>
+        <w:ind w:left="1320" w:firstLineChars="0" w:firstLine="0"/>
+        <w:rPr>
+          <w:rFonts w:hint="eastAsia"/>
+        </w:rPr>
+      </w:pPr>
+      <w:r>
+        <w:rPr>
+          <w:rFonts w:hint="eastAsia"/>
+        </w:rPr>
+        <w:t>在1</w:t>
+      </w:r>
+      <w:r>
+        <w:t>990</w:t>
+      </w:r>
+      <w:r>
+        <w:rPr>
+          <w:rFonts w:hint="eastAsia"/>
+        </w:rPr>
+        <w:t>年代之后，世界各国禁止了烟草广告。</w:t>
+      </w:r>
+    </w:p>
+    <w:p>
+      <w:pPr>
+        <w:pStyle w:val="a4"/>
+        <w:numPr>
+          <w:ilvl w:val="0"/>
+          <w:numId w:val="4"/>
+        </w:numPr>
+        <w:spacing w:before="156" w:after="156"/>
+        <w:ind w:firstLineChars="0"/>
+      </w:pPr>
+      <w:r>
+        <w:rPr>
+          <w:rFonts w:hint="eastAsia"/>
+        </w:rPr>
+        <w:t>表示君主制国家的历代君主</w:t>
+      </w:r>
+    </w:p>
+    <w:p>
+      <w:pPr>
+        <w:pStyle w:val="a4"/>
+        <w:numPr>
+          <w:ilvl w:val="0"/>
+          <w:numId w:val="6"/>
+        </w:numPr>
+        <w:spacing w:before="156" w:after="156"/>
+        <w:ind w:firstLineChars="0"/>
+      </w:pPr>
+      <w:r>
+        <w:t xml:space="preserve">Saeh Setuk Saekan Chiang Dah, aetah Sequa Nung Kareneh, Hok-Ah </w:t>
+      </w:r>
+      <w:r>
+        <w:rPr>
+          <w:rFonts w:hint="eastAsia"/>
+        </w:rPr>
+        <w:t>C</w:t>
+      </w:r>
+      <w:r>
+        <w:t xml:space="preserve">hiang 2 </w:t>
+      </w:r>
+      <w:r>
+        <w:rPr>
+          <w:highlight w:val="yellow"/>
+        </w:rPr>
+        <w:t>{Juk}</w:t>
+      </w:r>
+      <w:r>
+        <w:t>.</w:t>
+      </w:r>
+    </w:p>
+    <w:p>
+      <w:pPr>
+        <w:pStyle w:val="a4"/>
+        <w:spacing w:before="156" w:after="156"/>
+        <w:ind w:left="1320" w:firstLineChars="0" w:firstLine="0"/>
+      </w:pPr>
+      <w:r>
+        <w:rPr>
+          <w:rFonts w:hint="eastAsia"/>
+        </w:rPr>
+        <w:t>秦二世之后，（秦国的）农民们亲手结束了这一朝代。</w:t>
+      </w:r>
+    </w:p>
+    <w:p>
+      <w:pPr>
+        <w:pStyle w:val="a4"/>
+        <w:numPr>
+          <w:ilvl w:val="0"/>
+          <w:numId w:val="4"/>
+        </w:numPr>
+        <w:spacing w:before="156" w:after="156"/>
+        <w:ind w:firstLineChars="0"/>
+      </w:pPr>
+      <w:r>
+        <w:rPr>
+          <w:rFonts w:hint="eastAsia"/>
+        </w:rPr>
+        <w:t>表示各种</w:t>
+      </w:r>
+      <w:r>
+        <w:rPr>
+          <w:rFonts w:hint="eastAsia"/>
+        </w:rPr>
+        <w:t>亲属</w:t>
+      </w:r>
+      <w:r>
+        <w:rPr>
+          <w:rFonts w:hint="eastAsia"/>
+        </w:rPr>
+        <w:t>关系</w:t>
+      </w:r>
+    </w:p>
+    <w:p>
+      <w:pPr>
+        <w:pStyle w:val="a4"/>
+        <w:numPr>
+          <w:ilvl w:val="0"/>
+          <w:numId w:val="6"/>
+        </w:numPr>
+        <w:spacing w:before="156" w:after="156"/>
+        <w:ind w:firstLineChars="0"/>
+      </w:pPr>
+      <w:r>
+        <w:t xml:space="preserve"> “Saeh Noh Kshaqua Seh Syeon Ryok Takah Chua, MK-3 </w:t>
+      </w:r>
+      <w:r>
+        <w:rPr>
+          <w:highlight w:val="yellow"/>
+        </w:rPr>
+        <w:t>{S</w:t>
+      </w:r>
+      <w:r>
+        <w:rPr>
+          <w:rFonts w:hint="eastAsia"/>
+          <w:highlight w:val="yellow"/>
+        </w:rPr>
+        <w:t>ap</w:t>
+      </w:r>
+      <w:r>
+        <w:rPr>
+          <w:highlight w:val="yellow"/>
+        </w:rPr>
+        <w:t>}</w:t>
+      </w:r>
+      <w:r>
+        <w:t xml:space="preserve"> </w:t>
+      </w:r>
+      <w:r>
         <w:lastRenderedPageBreak/>
-        <w:t>减数词</w:t>
-      </w:r>
+        <w:t>A</w:t>
+      </w:r>
+      <w:r>
+        <w:rPr>
+          <w:rFonts w:hint="eastAsia"/>
+        </w:rPr>
+        <w:t>ramona.</w:t>
+      </w:r>
+      <w:r>
+        <w:t xml:space="preserve">” Saituni Noh Asura Tanasuk </w:t>
+      </w:r>
+      <w:r>
+        <w:t>Seteman Kyo *4.</w:t>
+      </w:r>
+    </w:p>
+    <w:p>
+      <w:pPr>
+        <w:pStyle w:val="a4"/>
+        <w:spacing w:before="156" w:after="156"/>
+        <w:ind w:left="1320" w:firstLineChars="0" w:firstLine="0"/>
+      </w:pPr>
+      <w:r>
+        <w:rPr>
+          <w:rFonts w:hint="eastAsia"/>
+        </w:rPr>
+        <w:t>阿苏拉·赛塔在唐山的女同事[</w:t>
+      </w:r>
+      <w:r>
+        <w:t>6]</w:t>
+      </w:r>
+      <w:r>
+        <w:rPr>
+          <w:rFonts w:hint="eastAsia"/>
+        </w:rPr>
+        <w:t>说，“我的外祖母，因为心理疾病引发的其他疾病，去世了。”</w:t>
+      </w:r>
+    </w:p>
+    <w:p>
+      <w:pPr>
+        <w:pStyle w:val="a4"/>
+        <w:numPr>
+          <w:ilvl w:val="0"/>
+          <w:numId w:val="4"/>
+        </w:numPr>
+        <w:spacing w:before="156" w:after="156"/>
+        <w:ind w:firstLineChars="0"/>
+      </w:pPr>
+      <w:r>
+        <w:rPr>
+          <w:rFonts w:hint="eastAsia"/>
+        </w:rPr>
+        <w:t>表示</w:t>
+      </w:r>
+      <w:r>
+        <w:rPr>
+          <w:rFonts w:hint="eastAsia"/>
+        </w:rPr>
+        <w:t>自然科学的一些概念</w:t>
+      </w:r>
+    </w:p>
+    <w:p>
+      <w:pPr>
+        <w:pStyle w:val="a4"/>
+        <w:numPr>
+          <w:ilvl w:val="0"/>
+          <w:numId w:val="6"/>
+        </w:numPr>
+        <w:spacing w:before="156" w:after="156"/>
+        <w:ind w:firstLineChars="0"/>
+        <w:rPr>
+          <w:rFonts w:hint="eastAsia"/>
+        </w:rPr>
+      </w:pPr>
+      <w:r>
+        <w:rPr>
+          <w:rFonts w:hint="eastAsia"/>
+        </w:rPr>
+        <w:t>S</w:t>
+      </w:r>
+      <w:r>
+        <w:t xml:space="preserve">abang Suka Seberti Chueh , ata Sequa 1 </w:t>
+      </w:r>
+      <w:r>
+        <w:rPr>
+          <w:highlight w:val="yellow"/>
+        </w:rPr>
+        <w:t>{</w:t>
+      </w:r>
+      <w:r>
+        <w:rPr>
+          <w:color w:val="FF0000"/>
+          <w:highlight w:val="yellow"/>
+        </w:rPr>
+        <w:t>Weon</w:t>
+      </w:r>
+      <w:r>
+        <w:rPr>
+          <w:highlight w:val="yellow"/>
+        </w:rPr>
+        <w:t>}</w:t>
+      </w:r>
+      <w:r>
+        <w:t xml:space="preserve"> IDR Phung 13-135 </w:t>
+      </w:r>
+      <w:r>
+        <w:rPr>
+          <w:highlight w:val="yellow"/>
+        </w:rPr>
+        <w:t>{Satu,Tiga-</w:t>
+      </w:r>
+      <w:r>
+        <w:rPr>
+          <w:color w:val="FF0000"/>
+          <w:highlight w:val="yellow"/>
+        </w:rPr>
+        <w:t>Rya,Sap,Pheoi</w:t>
+      </w:r>
+      <w:r>
+        <w:rPr>
+          <w:highlight w:val="yellow"/>
+        </w:rPr>
+        <w:t>}</w:t>
+      </w:r>
+      <w:r>
+        <w:t>?</w:t>
+      </w:r>
+    </w:p>
+    <w:p>
+      <w:pPr>
+        <w:pStyle w:val="a4"/>
+        <w:spacing w:before="156" w:after="156"/>
+        <w:ind w:left="900" w:firstLineChars="0" w:firstLine="360"/>
+        <w:rPr>
+          <w:rFonts w:hint="eastAsia"/>
+        </w:rPr>
+      </w:pPr>
+      <w:r>
+        <w:rPr>
+          <w:rFonts w:hint="eastAsia"/>
+        </w:rPr>
+        <w:t>1</w:t>
+      </w:r>
+      <w:r>
+        <w:t>,3,5-</w:t>
+      </w:r>
+      <w:r>
+        <w:rPr>
+          <w:rFonts w:hint="eastAsia"/>
+        </w:rPr>
+        <w:t>三甲基苯的相对分子质量是多少呢？</w:t>
+      </w:r>
+    </w:p>
+    <w:p>
+      <w:pPr>
+        <w:pStyle w:val="2"/>
+        <w:ind w:firstLineChars="0" w:firstLine="0"/>
+        <w:rPr>
+          <w:rFonts w:ascii="Arial Unicode MS" w:eastAsia="Arial Unicode MS" w:hAnsi="Arial Unicode MS" w:cs="Arial Unicode MS"/>
+          <w:b w:val="0"/>
+          <w:bCs/>
+        </w:rPr>
+      </w:pPr>
       <w:r>
         <w:rPr>
           <w:rFonts w:ascii="Arial Unicode MS" w:eastAsia="Arial Unicode MS" w:hAnsi="Arial Unicode MS" w:cs="Arial Unicode MS" w:hint="eastAsia"/>
           <w:b w:val="0"/>
           <w:bCs/>
         </w:rPr>
-        <w:t>(Suka Cuk Myuh/SCM)</w:t>
+        <w:t>马来数词(Suka Cuk Malay/SCY)</w:t>
       </w:r>
     </w:p>
     <w:p>
@@ -1633,111 +1852,12 @@
         <w:rPr>
           <w:rFonts w:hint="eastAsia"/>
         </w:rPr>
-        <w:t>在白菜语中，减数词也是</w:t>
-      </w:r>
-      <w:r>
-        <w:rPr>
-          <w:rFonts w:hint="eastAsia"/>
-        </w:rPr>
-        <w:t>其</w:t>
-      </w:r>
-      <w:r>
-        <w:rPr>
-          <w:rFonts w:hint="eastAsia"/>
-        </w:rPr>
-        <w:t>数词、量词系统</w:t>
-      </w:r>
-      <w:r>
-        <w:rPr>
-          <w:rFonts w:hint="eastAsia"/>
-        </w:rPr>
-        <w:t>中的重要组成部分。</w:t>
-      </w:r>
-    </w:p>
-    <w:p>
-      <w:pPr>
-        <w:pStyle w:val="2"/>
-        <w:ind w:firstLineChars="0" w:firstLine="0"/>
-        <w:rPr>
-          <w:rFonts w:ascii="Arial Unicode MS" w:eastAsia="Arial Unicode MS" w:hAnsi="Arial Unicode MS" w:cs="Arial Unicode MS"/>
-          <w:b w:val="0"/>
-          <w:bCs/>
-        </w:rPr>
-      </w:pPr>
-      <w:r>
-        <w:rPr>
-          <w:rFonts w:ascii="Arial Unicode MS" w:eastAsia="Arial Unicode MS" w:hAnsi="Arial Unicode MS" w:cs="Arial Unicode MS" w:hint="eastAsia"/>
-          <w:b w:val="0"/>
-          <w:bCs/>
-        </w:rPr>
-        <w:t>马来数词</w:t>
-      </w:r>
-      <w:r>
-        <w:rPr>
-          <w:rFonts w:ascii="Arial Unicode MS" w:eastAsia="Arial Unicode MS" w:hAnsi="Arial Unicode MS" w:cs="Arial Unicode MS" w:hint="eastAsia"/>
-          <w:b w:val="0"/>
-          <w:bCs/>
-        </w:rPr>
-        <w:t>(Suka Cuk Malay/SCY)</w:t>
-      </w:r>
-    </w:p>
-    <w:p>
-      <w:pPr>
-        <w:spacing w:before="156" w:after="156"/>
-        <w:ind w:firstLine="480"/>
-      </w:pPr>
-      <w:r>
-        <w:rPr>
-          <w:rFonts w:hint="eastAsia"/>
-        </w:rPr>
-        <w:t>在白菜语中，</w:t>
-      </w:r>
-      <w:r>
-        <w:rPr>
-          <w:rFonts w:hint="eastAsia"/>
-        </w:rPr>
-        <w:t>马来</w:t>
-      </w:r>
-      <w:r>
-        <w:rPr>
-          <w:rFonts w:hint="eastAsia"/>
-        </w:rPr>
-        <w:t>数词也是</w:t>
-      </w:r>
-      <w:r>
-        <w:rPr>
-          <w:rFonts w:hint="eastAsia"/>
-        </w:rPr>
-        <w:t>其</w:t>
-      </w:r>
-      <w:r>
-        <w:rPr>
-          <w:rFonts w:hint="eastAsia"/>
-        </w:rPr>
-        <w:t>数词、量词系统中的重要组成部分。</w:t>
-      </w:r>
-      <w:r>
-        <w:rPr>
-          <w:rFonts w:hint="eastAsia"/>
-        </w:rPr>
-        <w:t>顾名思义，马来数词就是大概接纳了马来语的数词，但是又有所变化。有些数字，在马来语和白菜语（马来数词）中还是不一样的</w:t>
-      </w:r>
-      <w:r>
-        <w:rPr>
-          <w:rFonts w:hint="eastAsia"/>
-        </w:rPr>
-        <w:t>，这是为了适应白菜语的语言环境而适当做的调整</w:t>
-      </w:r>
-      <w:r>
-        <w:rPr>
-          <w:rFonts w:hint="eastAsia"/>
-        </w:rPr>
-        <w:t>。</w:t>
+        <w:t>在白菜语中，马来数词也是其数词、量词系统中的重要组成部分。顾名思义，马来数词就是大概接纳了马来语的数词，但是又有所变化。有些数字，在马来语和白菜语（马来数词）中还是不一样的，这是为了适应白菜语的语言环境而适当做的调整。</w:t>
       </w:r>
     </w:p>
     <w:tbl>
       <w:tblPr>
-        <w:tblStyle w:val="a4"/>
+        <w:tblStyle w:val="a3"/>
         <w:tblpPr w:leftFromText="180" w:rightFromText="180" w:vertAnchor="text" w:tblpY="1"/>
         <w:tblOverlap w:val="never"/>
         <w:tblW w:w="0" w:type="auto"/>
@@ -1757,9 +1877,6 @@
             <w:pPr>
               <w:spacing w:before="156" w:after="156"/>
               <w:ind w:firstLineChars="0" w:firstLine="0"/>
-              <w:rPr>
-                <w:rFonts w:hint="eastAsia"/>
-              </w:rPr>
             </w:pPr>
             <w:r>
               <w:rPr>
@@ -1777,9 +1894,6 @@
             <w:pPr>
               <w:spacing w:before="156" w:after="156"/>
               <w:ind w:firstLineChars="0" w:firstLine="0"/>
-              <w:rPr>
-                <w:rFonts w:hint="eastAsia"/>
-              </w:rPr>
             </w:pPr>
             <w:r>
               <w:rPr>
@@ -1797,9 +1911,6 @@
             <w:pPr>
               <w:spacing w:before="156" w:after="156"/>
               <w:ind w:firstLineChars="0" w:firstLine="0"/>
-              <w:rPr>
-                <w:rFonts w:hint="eastAsia"/>
-              </w:rPr>
             </w:pPr>
             <w:r>
               <w:rPr>
@@ -1819,9 +1930,6 @@
             <w:pPr>
               <w:spacing w:before="156" w:after="156"/>
               <w:ind w:firstLineChars="0" w:firstLine="0"/>
-              <w:rPr>
-                <w:rFonts w:hint="eastAsia"/>
-              </w:rPr>
             </w:pPr>
             <w:r>
               <w:rPr>
@@ -1839,9 +1947,6 @@
             <w:pPr>
               <w:spacing w:before="156" w:after="156"/>
               <w:ind w:firstLineChars="0" w:firstLine="0"/>
-              <w:rPr>
-                <w:rFonts w:hint="eastAsia"/>
-              </w:rPr>
             </w:pPr>
             <w:r>
               <w:rPr>
@@ -1914,9 +2019,6 @@
             <w:pPr>
               <w:spacing w:before="156" w:after="156"/>
               <w:ind w:firstLineChars="0" w:firstLine="0"/>
-              <w:rPr>
-                <w:rFonts w:hint="eastAsia"/>
-              </w:rPr>
             </w:pPr>
             <w:r>
               <w:rPr>
@@ -1934,9 +2036,6 @@
             <w:pPr>
               <w:spacing w:before="156" w:after="156"/>
               <w:ind w:firstLineChars="0" w:firstLine="0"/>
-              <w:rPr>
-                <w:rFonts w:hint="eastAsia"/>
-              </w:rPr>
             </w:pPr>
             <w:r>
               <w:rPr>
@@ -2009,35 +2108,12 @@
             <w:pPr>
               <w:spacing w:before="156" w:after="156"/>
               <w:ind w:firstLineChars="0" w:firstLine="0"/>
-              <w:rPr>
-                <w:rFonts w:hint="eastAsia"/>
-              </w:rPr>
             </w:pPr>
             <w:r>
               <w:rPr>
                 <w:rFonts w:hint="eastAsia"/>
               </w:rPr>
               <w:t>10</w:t>
-            </w:r>
-          </w:p>
-        </w:tc>
-        <w:tc>
-          <w:tcPr>
-            <w:tcW w:w="0" w:type="auto"/>
-          </w:tcPr>
-          <w:p>
-            <w:pPr>
-              <w:spacing w:before="156" w:after="156"/>
-              <w:ind w:firstLineChars="0" w:firstLine="0"/>
-              <w:rPr>
-                <w:rFonts w:hint="eastAsia"/>
-              </w:rPr>
-            </w:pPr>
-            <w:r>
-              <w:rPr>
-                <w:rFonts w:hint="eastAsia"/>
-              </w:rPr>
-              <w:t>Sepuluh</w:t>
             </w:r>
           </w:p>
         </w:tc>
@@ -2054,6 +2130,23 @@
               <w:rPr>
                 <w:rFonts w:hint="eastAsia"/>
               </w:rPr>
+              <w:t>Sepuluh</w:t>
+            </w:r>
+          </w:p>
+        </w:tc>
+        <w:tc>
+          <w:tcPr>
+            <w:tcW w:w="0" w:type="auto"/>
+          </w:tcPr>
+          <w:p>
+            <w:pPr>
+              <w:spacing w:before="156" w:after="156"/>
+              <w:ind w:firstLineChars="0" w:firstLine="0"/>
+            </w:pPr>
+            <w:r>
+              <w:rPr>
+                <w:rFonts w:hint="eastAsia"/>
+              </w:rPr>
               <w:t>Sepu</w:t>
             </w:r>
             <w:r>
@@ -2105,19 +2198,7 @@
         <w:rPr>
           <w:rFonts w:hint="eastAsia"/>
         </w:rPr>
-        <w:t>马来数词的加入，不仅</w:t>
-      </w:r>
-      <w:r>
-        <w:rPr>
-          <w:rFonts w:hint="eastAsia"/>
-        </w:rPr>
-        <w:t>弥补了基数词、减数词的缺陷，</w:t>
-      </w:r>
-      <w:r>
-        <w:rPr>
-          <w:rFonts w:hint="eastAsia"/>
-        </w:rPr>
-        <w:t>补充了白菜语的词汇、语法系统，还使得白菜语的语言生态环境更加多姿多彩，突出了白菜语“集亚洲乃至全世界各地语言之精华于一身”的宗旨。</w:t>
+        <w:t>马来数词的加入，不仅弥补了基数词、减数词的缺陷，补充了白菜语的词汇、语法系统，还使得白菜语的语言生态环境更加多姿多彩，突出了白菜语“集亚洲乃至全世界各地语言之精华于一身”的宗旨。</w:t>
       </w:r>
     </w:p>
     <w:p>
@@ -2134,7 +2215,7 @@
     </w:p>
     <w:p>
       <w:pPr>
-        <w:pStyle w:val="a3"/>
+        <w:pStyle w:val="a4"/>
         <w:numPr>
           <w:ilvl w:val="0"/>
           <w:numId w:val="4"/>
@@ -2146,18 +2227,13 @@
         <w:rPr>
           <w:rFonts w:hint="eastAsia"/>
         </w:rPr>
-        <w:t>连接量词，用于修饰某种事物的数目</w:t>
-      </w:r>
-      <w:r>
-        <w:rPr>
-          <w:rFonts w:hint="eastAsia"/>
-        </w:rPr>
-        <w:t>（这里白菜语借鉴了韩语的固有数词+量词后置的结构）</w:t>
-      </w:r>
-    </w:p>
-    <w:p>
-      <w:pPr>
-        <w:pStyle w:val="a3"/>
+        <w:lastRenderedPageBreak/>
+        <w:t>连接量词，用于修饰某种事物的数目（这里白菜语借鉴了韩语的固有数词+量词后置的结构）</w:t>
+      </w:r>
+    </w:p>
+    <w:p>
+      <w:pPr>
+        <w:pStyle w:val="a4"/>
         <w:numPr>
           <w:ilvl w:val="0"/>
           <w:numId w:val="5"/>
@@ -2177,7 +2253,7 @@
     </w:p>
     <w:p>
       <w:pPr>
-        <w:pStyle w:val="a3"/>
+        <w:pStyle w:val="a4"/>
         <w:spacing w:before="156" w:after="156"/>
         <w:ind w:left="1320" w:firstLineChars="0" w:firstLine="0"/>
       </w:pPr>
@@ -2208,7 +2284,7 @@
     </w:p>
     <w:p>
       <w:pPr>
-        <w:pStyle w:val="a3"/>
+        <w:pStyle w:val="a4"/>
         <w:spacing w:before="156" w:after="156"/>
         <w:ind w:left="1320" w:firstLineChars="0" w:firstLine="0"/>
       </w:pPr>
@@ -2216,7 +2292,6 @@
         <w:rPr>
           <w:rFonts w:hint="eastAsia"/>
         </w:rPr>
-        <w:lastRenderedPageBreak/>
         <w:t>-</w:t>
       </w:r>
       <w:r>
@@ -2265,12 +2340,9 @@
     </w:p>
     <w:p>
       <w:pPr>
-        <w:pStyle w:val="a3"/>
+        <w:pStyle w:val="a4"/>
         <w:spacing w:before="156" w:after="156"/>
         <w:ind w:left="1320" w:firstLineChars="0" w:firstLine="0"/>
-        <w:rPr>
-          <w:rFonts w:hint="eastAsia"/>
-        </w:rPr>
       </w:pPr>
       <w:r>
         <w:rPr>
@@ -2317,7 +2389,7 @@
     </w:p>
     <w:p>
       <w:pPr>
-        <w:pStyle w:val="a3"/>
+        <w:pStyle w:val="a4"/>
         <w:numPr>
           <w:ilvl w:val="0"/>
           <w:numId w:val="4"/>
@@ -2343,7 +2415,7 @@
     </w:p>
     <w:p>
       <w:pPr>
-        <w:pStyle w:val="a3"/>
+        <w:pStyle w:val="a4"/>
         <w:numPr>
           <w:ilvl w:val="0"/>
           <w:numId w:val="5"/>
@@ -2379,12 +2451,9 @@
     </w:p>
     <w:p>
       <w:pPr>
-        <w:pStyle w:val="a3"/>
+        <w:pStyle w:val="a4"/>
         <w:spacing w:before="156" w:after="156"/>
         <w:ind w:left="1320" w:firstLineChars="0" w:firstLine="0"/>
-        <w:rPr>
-          <w:rFonts w:hint="eastAsia"/>
-        </w:rPr>
       </w:pPr>
       <w:r>
         <w:rPr>
@@ -2413,7 +2482,7 @@
     </w:p>
     <w:p>
       <w:pPr>
-        <w:pStyle w:val="a3"/>
+        <w:pStyle w:val="a4"/>
         <w:numPr>
           <w:ilvl w:val="0"/>
           <w:numId w:val="4"/>
@@ -2425,13 +2494,7 @@
         <w:rPr>
           <w:rFonts w:hint="eastAsia"/>
         </w:rPr>
-        <w:t>用于表示某些事物的等级</w:t>
-      </w:r>
-      <w:r>
-        <w:rPr>
-          <w:rFonts w:hint="eastAsia"/>
-        </w:rPr>
-        <w:t>（可与汉字“甲、乙、丙、丁、戊、己、庚、辛壬、癸”替换使用（仅限1</w:t>
+        <w:t>用于表示某些事物的等级（可与汉字“甲、乙、丙、丁、戊、己、庚、辛壬、癸”替换使用（仅限1</w:t>
       </w:r>
       <w:r>
         <w:t>-10</w:t>
@@ -2445,7 +2508,7 @@
     </w:p>
     <w:p>
       <w:pPr>
-        <w:pStyle w:val="a3"/>
+        <w:pStyle w:val="a4"/>
         <w:numPr>
           <w:ilvl w:val="0"/>
           <w:numId w:val="5"/>
@@ -2490,12 +2553,9 @@
     </w:p>
     <w:p>
       <w:pPr>
-        <w:pStyle w:val="a3"/>
+        <w:pStyle w:val="a4"/>
         <w:spacing w:before="156" w:after="156"/>
         <w:ind w:left="1320" w:firstLineChars="0" w:firstLine="0"/>
-        <w:rPr>
-          <w:rFonts w:hint="eastAsia"/>
-        </w:rPr>
       </w:pPr>
       <w:r>
         <w:rPr>
@@ -2506,7 +2566,7 @@
     </w:p>
     <w:p>
       <w:pPr>
-        <w:pStyle w:val="a3"/>
+        <w:pStyle w:val="a4"/>
         <w:numPr>
           <w:ilvl w:val="0"/>
           <w:numId w:val="4"/>
@@ -2518,24 +2578,12 @@
         <w:rPr>
           <w:rFonts w:hint="eastAsia"/>
         </w:rPr>
-        <w:t>表示</w:t>
-      </w:r>
-      <w:r>
-        <w:rPr>
-          <w:rFonts w:hint="eastAsia"/>
-        </w:rPr>
-        <w:t>自然科学</w:t>
-      </w:r>
-      <w:r>
-        <w:rPr>
-          <w:rFonts w:hint="eastAsia"/>
-        </w:rPr>
-        <w:t>的有关数据</w:t>
-      </w:r>
-    </w:p>
-    <w:p>
-      <w:pPr>
-        <w:pStyle w:val="a3"/>
+        <w:t>表示自然科学的有关数据</w:t>
+      </w:r>
+    </w:p>
+    <w:p>
+      <w:pPr>
+        <w:pStyle w:val="a4"/>
         <w:numPr>
           <w:ilvl w:val="0"/>
           <w:numId w:val="5"/>
@@ -2553,10 +2601,7 @@
         <w:t>Dua</w:t>
       </w:r>
       <w:r>
-        <w:t>(</w:t>
-      </w:r>
-      <w:r>
-        <w:t>O</w:t>
+        <w:t>(O</w:t>
       </w:r>
       <w:r>
         <w:rPr>
@@ -2565,13 +2610,7 @@
         <w:t>2</w:t>
       </w:r>
       <w:r>
-        <w:t>)</w:t>
-      </w:r>
-      <w:r>
-        <w:t xml:space="preserve"> 20%</w:t>
-      </w:r>
-      <w:r>
-        <w:t>(</w:t>
+        <w:t>) 20%(</w:t>
       </w:r>
       <w:r>
         <w:rPr>
@@ -2580,24 +2619,12 @@
         <w:t>Dua Puluh</w:t>
       </w:r>
       <w:r>
-        <w:t xml:space="preserve"> Tsei)</w:t>
-      </w:r>
-      <w:r>
-        <w:t xml:space="preserve"> IDR </w:t>
-      </w:r>
-      <w:r>
-        <w:t xml:space="preserve">Gasu </w:t>
-      </w:r>
-      <w:r>
-        <w:t>Aoi</w:t>
-      </w:r>
-      <w:r>
-        <w:t>.</w:t>
-      </w:r>
-    </w:p>
-    <w:p>
-      <w:pPr>
-        <w:pStyle w:val="a3"/>
+        <w:t xml:space="preserve"> Tsei) IDR Gasu Aoi.</w:t>
+      </w:r>
+    </w:p>
+    <w:p>
+      <w:pPr>
+        <w:pStyle w:val="a4"/>
         <w:spacing w:before="156" w:after="156"/>
         <w:ind w:left="1320" w:firstLineChars="0" w:firstLine="0"/>
       </w:pPr>
@@ -2605,6 +2632,7 @@
         <w:rPr>
           <w:rFonts w:hint="eastAsia"/>
         </w:rPr>
+        <w:lastRenderedPageBreak/>
         <w:t>空气中有2</w:t>
       </w:r>
       <w:r>
@@ -2619,15 +2647,10 @@
     </w:p>
     <w:p>
       <w:pPr>
-        <w:pStyle w:val="a3"/>
+        <w:pStyle w:val="a4"/>
         <w:spacing w:before="156" w:after="156"/>
         <w:ind w:left="1320" w:firstLineChars="0" w:firstLine="0"/>
-        <w:rPr>
-          <w:rFonts w:hint="eastAsia"/>
-        </w:rPr>
-      </w:pPr>
-      <w:bookmarkStart w:id="0" w:name="_GoBack"/>
-      <w:bookmarkEnd w:id="0"/>
+      </w:pPr>
     </w:p>
     <w:p>
       <w:pPr>
@@ -2645,28 +2668,563 @@
           <w:b w:val="0"/>
           <w:bCs/>
         </w:rPr>
-        <w:t>RS</w:t>
-      </w:r>
-      <w:r>
-        <w:rPr>
-          <w:rFonts w:ascii="Arial Unicode MS" w:eastAsia="Arial Unicode MS" w:hAnsi="Arial Unicode MS" w:cs="Arial Unicode MS" w:hint="eastAsia"/>
-          <w:b w:val="0"/>
-          <w:bCs/>
-        </w:rPr>
-        <w:t>基数词、减数词、马来数词的对比</w:t>
-      </w:r>
-    </w:p>
-    <w:p>
-      <w:pPr>
-        <w:pStyle w:val="2"/>
-        <w:rPr>
-          <w:rFonts w:ascii="Arial Unicode MS" w:eastAsia="Arial Unicode MS" w:hAnsi="Arial Unicode MS" w:cs="Arial Unicode MS"/>
-          <w:b w:val="0"/>
-          <w:bCs/>
-        </w:rPr>
+        <w:t>RS基数词、减数词、马来数词的对比</w:t>
+      </w:r>
+    </w:p>
+    <w:tbl>
+      <w:tblPr>
+        <w:tblStyle w:val="a3"/>
+        <w:tblW w:w="0" w:type="auto"/>
+        <w:jc w:val="center"/>
+        <w:tblLook w:val="04A0" w:firstRow="1" w:lastRow="0" w:firstColumn="1" w:lastColumn="0" w:noHBand="0" w:noVBand="1"/>
+      </w:tblPr>
+      <w:tblGrid>
+        <w:gridCol w:w="1776"/>
+        <w:gridCol w:w="2020"/>
+        <w:gridCol w:w="1913"/>
+        <w:gridCol w:w="2813"/>
+      </w:tblGrid>
+      <w:tr>
+        <w:trPr>
+          <w:jc w:val="center"/>
+        </w:trPr>
+        <w:tc>
+          <w:tcPr>
+            <w:tcW w:w="0" w:type="auto"/>
+          </w:tcPr>
+          <w:p>
+            <w:pPr>
+              <w:spacing w:before="156" w:after="156"/>
+              <w:ind w:firstLineChars="0" w:firstLine="0"/>
+              <w:jc w:val="center"/>
+            </w:pPr>
+            <w:r>
+              <w:rPr>
+                <w:rFonts w:hint="eastAsia"/>
+              </w:rPr>
+              <w:t>I</w:t>
+            </w:r>
+            <w:r>
+              <w:t>tems</w:t>
+            </w:r>
+          </w:p>
+        </w:tc>
+        <w:tc>
+          <w:tcPr>
+            <w:tcW w:w="0" w:type="auto"/>
+          </w:tcPr>
+          <w:p>
+            <w:pPr>
+              <w:spacing w:before="156" w:after="156"/>
+              <w:ind w:firstLineChars="0" w:firstLine="0"/>
+              <w:jc w:val="center"/>
+            </w:pPr>
+            <w:r>
+              <w:t>SCR</w:t>
+            </w:r>
+          </w:p>
+        </w:tc>
+        <w:tc>
+          <w:tcPr>
+            <w:tcW w:w="0" w:type="auto"/>
+          </w:tcPr>
+          <w:p>
+            <w:pPr>
+              <w:spacing w:before="156" w:after="156"/>
+              <w:ind w:firstLineChars="0" w:firstLine="0"/>
+              <w:jc w:val="center"/>
+            </w:pPr>
+            <w:r>
+              <w:t>SCM</w:t>
+            </w:r>
+          </w:p>
+        </w:tc>
+        <w:tc>
+          <w:tcPr>
+            <w:tcW w:w="0" w:type="auto"/>
+          </w:tcPr>
+          <w:p>
+            <w:pPr>
+              <w:spacing w:before="156" w:after="156"/>
+              <w:ind w:firstLineChars="0" w:firstLine="0"/>
+              <w:jc w:val="center"/>
+            </w:pPr>
+            <w:r>
+              <w:t>SCY</w:t>
+            </w:r>
+          </w:p>
+        </w:tc>
+      </w:tr>
+      <w:tr>
+        <w:trPr>
+          <w:jc w:val="center"/>
+        </w:trPr>
+        <w:tc>
+          <w:tcPr>
+            <w:tcW w:w="0" w:type="auto"/>
+          </w:tcPr>
+          <w:p>
+            <w:pPr>
+              <w:spacing w:before="156" w:after="156"/>
+              <w:ind w:firstLineChars="0" w:firstLine="0"/>
+              <w:jc w:val="center"/>
+            </w:pPr>
+            <w:r>
+              <w:rPr>
+                <w:rFonts w:hint="eastAsia"/>
+              </w:rPr>
+              <w:t>基数词功能（英语）</w:t>
+            </w:r>
+          </w:p>
+        </w:tc>
+        <w:tc>
+          <w:tcPr>
+            <w:tcW w:w="0" w:type="auto"/>
+          </w:tcPr>
+          <w:p>
+            <w:pPr>
+              <w:spacing w:before="156" w:after="156"/>
+              <w:ind w:firstLineChars="0" w:firstLine="0"/>
+              <w:jc w:val="center"/>
+            </w:pPr>
+            <w:r>
+              <w:rPr>
+                <w:rFonts w:hint="eastAsia"/>
+              </w:rPr>
+              <w:t>Y</w:t>
+            </w:r>
+          </w:p>
+        </w:tc>
+        <w:tc>
+          <w:tcPr>
+            <w:tcW w:w="0" w:type="auto"/>
+          </w:tcPr>
+          <w:p>
+            <w:pPr>
+              <w:spacing w:before="156" w:after="156"/>
+              <w:ind w:firstLineChars="0" w:firstLine="0"/>
+              <w:jc w:val="center"/>
+            </w:pPr>
+            <w:r>
+              <w:rPr>
+                <w:rFonts w:hint="eastAsia"/>
+              </w:rPr>
+              <w:t>Y</w:t>
+            </w:r>
+          </w:p>
+        </w:tc>
+        <w:tc>
+          <w:tcPr>
+            <w:tcW w:w="0" w:type="auto"/>
+          </w:tcPr>
+          <w:p>
+            <w:pPr>
+              <w:spacing w:before="156" w:after="156"/>
+              <w:ind w:firstLineChars="0" w:firstLine="0"/>
+              <w:jc w:val="center"/>
+            </w:pPr>
+            <w:r>
+              <w:rPr>
+                <w:rFonts w:hint="eastAsia"/>
+                <w:highlight w:val="green"/>
+              </w:rPr>
+              <w:t>Y</w:t>
+            </w:r>
+          </w:p>
+        </w:tc>
+      </w:tr>
+      <w:tr>
+        <w:trPr>
+          <w:jc w:val="center"/>
+        </w:trPr>
+        <w:tc>
+          <w:tcPr>
+            <w:tcW w:w="0" w:type="auto"/>
+          </w:tcPr>
+          <w:p>
+            <w:pPr>
+              <w:spacing w:before="156" w:after="156"/>
+              <w:ind w:firstLineChars="0" w:firstLine="0"/>
+              <w:jc w:val="center"/>
+            </w:pPr>
+            <w:r>
+              <w:rPr>
+                <w:rFonts w:hint="eastAsia"/>
+              </w:rPr>
+              <w:t>序数词功能（英语）</w:t>
+            </w:r>
+          </w:p>
+        </w:tc>
+        <w:tc>
+          <w:tcPr>
+            <w:tcW w:w="0" w:type="auto"/>
+          </w:tcPr>
+          <w:p>
+            <w:pPr>
+              <w:spacing w:before="156" w:after="156"/>
+              <w:ind w:firstLineChars="0" w:firstLine="0"/>
+              <w:jc w:val="center"/>
+            </w:pPr>
+            <w:r>
+              <w:rPr>
+                <w:rFonts w:hint="eastAsia"/>
+                <w:highlight w:val="green"/>
+              </w:rPr>
+              <w:t>Y</w:t>
+            </w:r>
+          </w:p>
+        </w:tc>
+        <w:tc>
+          <w:tcPr>
+            <w:tcW w:w="0" w:type="auto"/>
+          </w:tcPr>
+          <w:p>
+            <w:pPr>
+              <w:spacing w:before="156" w:after="156"/>
+              <w:ind w:firstLineChars="0" w:firstLine="0"/>
+              <w:jc w:val="center"/>
+            </w:pPr>
+            <w:r>
+              <w:rPr>
+                <w:rFonts w:hint="eastAsia"/>
+              </w:rPr>
+              <w:t>Y</w:t>
+            </w:r>
+          </w:p>
+        </w:tc>
+        <w:tc>
+          <w:tcPr>
+            <w:tcW w:w="0" w:type="auto"/>
+          </w:tcPr>
+          <w:p>
+            <w:pPr>
+              <w:spacing w:before="156" w:after="156"/>
+              <w:ind w:firstLineChars="0" w:firstLine="0"/>
+              <w:jc w:val="center"/>
+            </w:pPr>
+            <w:r>
+              <w:rPr>
+                <w:rFonts w:hint="eastAsia"/>
+              </w:rPr>
+              <w:t>Y</w:t>
+            </w:r>
+          </w:p>
+        </w:tc>
+      </w:tr>
+      <w:tr>
+        <w:trPr>
+          <w:jc w:val="center"/>
+        </w:trPr>
+        <w:tc>
+          <w:tcPr>
+            <w:tcW w:w="0" w:type="auto"/>
+          </w:tcPr>
+          <w:p>
+            <w:pPr>
+              <w:spacing w:before="156" w:after="156"/>
+              <w:ind w:firstLineChars="0" w:firstLine="0"/>
+              <w:jc w:val="center"/>
+            </w:pPr>
+            <w:r>
+              <w:rPr>
+                <w:rFonts w:hint="eastAsia"/>
+              </w:rPr>
+              <w:t>表示时间</w:t>
+            </w:r>
+          </w:p>
+        </w:tc>
+        <w:tc>
+          <w:tcPr>
+            <w:tcW w:w="0" w:type="auto"/>
+          </w:tcPr>
+          <w:p>
+            <w:pPr>
+              <w:spacing w:before="156" w:after="156"/>
+              <w:ind w:firstLineChars="0" w:firstLine="0"/>
+              <w:jc w:val="center"/>
+              <w:rPr>
+                <w:highlight w:val="green"/>
+              </w:rPr>
+            </w:pPr>
+            <w:r>
+              <w:rPr>
+                <w:rFonts w:hint="eastAsia"/>
+              </w:rPr>
+              <w:t>日期</w:t>
+            </w:r>
+            <w:r>
+              <w:rPr>
+                <w:rFonts w:hint="eastAsia"/>
+              </w:rPr>
+              <w:t>，年份（末位）</w:t>
+            </w:r>
+          </w:p>
+        </w:tc>
+        <w:tc>
+          <w:tcPr>
+            <w:tcW w:w="0" w:type="auto"/>
+          </w:tcPr>
+          <w:p>
+            <w:pPr>
+              <w:spacing w:before="156" w:after="156"/>
+              <w:ind w:firstLineChars="0" w:firstLine="0"/>
+              <w:jc w:val="center"/>
+            </w:pPr>
+            <w:r>
+              <w:rPr>
+                <w:rFonts w:hint="eastAsia"/>
+              </w:rPr>
+              <w:t>年份（末位之前）</w:t>
+            </w:r>
+          </w:p>
+        </w:tc>
+        <w:tc>
+          <w:tcPr>
+            <w:tcW w:w="0" w:type="auto"/>
+          </w:tcPr>
+          <w:p>
+            <w:pPr>
+              <w:spacing w:before="156" w:after="156"/>
+              <w:ind w:firstLineChars="0" w:firstLine="0"/>
+              <w:jc w:val="center"/>
+            </w:pPr>
+            <w:r>
+              <w:rPr>
+                <w:rFonts w:hint="eastAsia"/>
+              </w:rPr>
+              <w:t>月份</w:t>
+            </w:r>
+          </w:p>
+        </w:tc>
+      </w:tr>
+      <w:tr>
+        <w:trPr>
+          <w:jc w:val="center"/>
+        </w:trPr>
+        <w:tc>
+          <w:tcPr>
+            <w:tcW w:w="0" w:type="auto"/>
+          </w:tcPr>
+          <w:p>
+            <w:pPr>
+              <w:spacing w:before="156" w:after="156"/>
+              <w:ind w:firstLineChars="0" w:firstLine="0"/>
+              <w:jc w:val="center"/>
+            </w:pPr>
+            <w:r>
+              <w:rPr>
+                <w:rFonts w:hint="eastAsia"/>
+              </w:rPr>
+              <w:t>小数的表示</w:t>
+            </w:r>
+          </w:p>
+        </w:tc>
+        <w:tc>
+          <w:tcPr>
+            <w:tcW w:w="0" w:type="auto"/>
+          </w:tcPr>
+          <w:p>
+            <w:pPr>
+              <w:spacing w:before="156" w:after="156"/>
+              <w:ind w:firstLineChars="0" w:firstLine="0"/>
+              <w:jc w:val="center"/>
+            </w:pPr>
+            <w:r>
+              <w:rPr>
+                <w:rFonts w:hint="eastAsia"/>
+              </w:rPr>
+              <w:t>整数部分</w:t>
+            </w:r>
+          </w:p>
+        </w:tc>
+        <w:tc>
+          <w:tcPr>
+            <w:tcW w:w="0" w:type="auto"/>
+          </w:tcPr>
+          <w:p>
+            <w:pPr>
+              <w:spacing w:before="156" w:after="156"/>
+              <w:ind w:firstLineChars="0" w:firstLine="0"/>
+              <w:jc w:val="center"/>
+            </w:pPr>
+            <w:r>
+              <w:rPr>
+                <w:rFonts w:hint="eastAsia"/>
+              </w:rPr>
+              <w:t>小数部分</w:t>
+            </w:r>
+          </w:p>
+        </w:tc>
+        <w:tc>
+          <w:tcPr>
+            <w:tcW w:w="0" w:type="auto"/>
+          </w:tcPr>
+          <w:p>
+            <w:pPr>
+              <w:spacing w:before="156" w:after="156"/>
+              <w:ind w:firstLineChars="0" w:firstLine="0"/>
+              <w:jc w:val="center"/>
+            </w:pPr>
+            <w:r>
+              <w:rPr>
+                <w:rFonts w:hint="eastAsia"/>
+              </w:rPr>
+              <w:t>整数部分</w:t>
+            </w:r>
+          </w:p>
+        </w:tc>
+      </w:tr>
+      <w:tr>
+        <w:trPr>
+          <w:jc w:val="center"/>
+        </w:trPr>
+        <w:tc>
+          <w:tcPr>
+            <w:tcW w:w="0" w:type="auto"/>
+          </w:tcPr>
+          <w:p>
+            <w:pPr>
+              <w:spacing w:before="156" w:after="156"/>
+              <w:ind w:firstLineChars="0" w:firstLine="0"/>
+              <w:jc w:val="center"/>
+            </w:pPr>
+            <w:r>
+              <w:rPr>
+                <w:rFonts w:hint="eastAsia"/>
+              </w:rPr>
+              <w:t>相对字段中的用法</w:t>
+            </w:r>
+          </w:p>
+        </w:tc>
+        <w:tc>
+          <w:tcPr>
+            <w:tcW w:w="0" w:type="auto"/>
+          </w:tcPr>
+          <w:p>
+            <w:pPr>
+              <w:spacing w:before="156" w:after="156"/>
+              <w:ind w:firstLineChars="0" w:firstLine="0"/>
+              <w:jc w:val="center"/>
+              <w:rPr>
+                <w:rFonts w:hint="eastAsia"/>
+              </w:rPr>
+            </w:pPr>
+            <w:r>
+              <w:rPr>
+                <w:rFonts w:hint="eastAsia"/>
+              </w:rPr>
+              <w:t>*</w:t>
+            </w:r>
+            <w:r>
+              <w:t>x(Araea</w:t>
+            </w:r>
+            <w:r>
+              <w:t xml:space="preserve"> </w:t>
+            </w:r>
+            <w:r>
+              <w:t>x)</w:t>
+            </w:r>
+            <w:r>
+              <w:rPr>
+                <w:rFonts w:hint="eastAsia"/>
+              </w:rPr>
+              <w:t>，x是合数</w:t>
+            </w:r>
+          </w:p>
+        </w:tc>
+        <w:tc>
+          <w:tcPr>
+            <w:tcW w:w="0" w:type="auto"/>
+          </w:tcPr>
+          <w:p>
+            <w:pPr>
+              <w:spacing w:before="156" w:after="156"/>
+              <w:ind w:firstLineChars="0" w:firstLine="0"/>
+              <w:jc w:val="center"/>
+            </w:pPr>
+            <w:r>
+              <w:rPr>
+                <w:rFonts w:hint="eastAsia"/>
+              </w:rPr>
+              <w:t>#</w:t>
+            </w:r>
+            <w:r>
+              <w:t>y(</w:t>
+            </w:r>
+            <w:r>
+              <w:t>B</w:t>
+            </w:r>
+            <w:r>
+              <w:rPr>
+                <w:rFonts w:hint="eastAsia"/>
+              </w:rPr>
+              <w:t>eta</w:t>
+            </w:r>
+            <w:r>
+              <w:t xml:space="preserve"> </w:t>
+            </w:r>
+            <w:r>
+              <w:rPr>
+                <w:rFonts w:hint="eastAsia"/>
+              </w:rPr>
+              <w:t>y</w:t>
+            </w:r>
+            <w:r>
+              <w:t>)</w:t>
+            </w:r>
+            <w:r>
+              <w:rPr>
+                <w:rFonts w:hint="eastAsia"/>
+              </w:rPr>
+              <w:t>，y是质数</w:t>
+            </w:r>
+          </w:p>
+        </w:tc>
+        <w:tc>
+          <w:tcPr>
+            <w:tcW w:w="0" w:type="auto"/>
+          </w:tcPr>
+          <w:p>
+            <w:pPr>
+              <w:spacing w:before="156" w:after="156"/>
+              <w:ind w:firstLineChars="0" w:firstLine="0"/>
+              <w:jc w:val="center"/>
+            </w:pPr>
+            <w:r>
+              <w:rPr>
+                <w:rFonts w:hint="eastAsia"/>
+              </w:rPr>
+              <w:t>P</w:t>
+            </w:r>
+            <w:r>
+              <w:t>Sz</w:t>
+            </w:r>
+            <w:r>
+              <w:t>(Peka Sebem z)</w:t>
+            </w:r>
+            <w:r>
+              <w:rPr>
+                <w:rFonts w:hint="eastAsia"/>
+              </w:rPr>
+              <w:t>，z是正整数</w:t>
+            </w:r>
+          </w:p>
+        </w:tc>
+      </w:tr>
+    </w:tbl>
+    <w:p>
+      <w:pPr>
+        <w:spacing w:before="156" w:after="156"/>
+        <w:ind w:firstLineChars="0" w:firstLine="0"/>
       </w:pPr>
     </w:p>
     <w:sectPr>
+      <w:headerReference w:type="even" r:id="rId9"/>
+      <w:headerReference w:type="default" r:id="rId10"/>
+      <w:footerReference w:type="even" r:id="rId11"/>
+      <w:footerReference w:type="default" r:id="rId12"/>
+      <w:headerReference w:type="first" r:id="rId13"/>
+      <w:footerReference w:type="first" r:id="rId14"/>
       <w:pgSz w:w="11906" w:h="16838"/>
       <w:pgMar w:top="1440" w:right="1800" w:bottom="1440" w:left="1800" w:header="851" w:footer="992" w:gutter="0"/>
       <w:cols w:space="425"/>
@@ -2676,8 +3234,244 @@
 </w:document>
 </file>
 
+<file path=word/endnotes.xml><?xml version="1.0" encoding="utf-8"?>
+<w:endnotes xmlns:wpc="http://schemas.microsoft.com/office/word/2010/wordprocessingCanvas" xmlns:cx="http://schemas.microsoft.com/office/drawing/2014/chartex" xmlns:cx1="http://schemas.microsoft.com/office/drawing/2015/9/8/chartex" xmlns:cx2="http://schemas.microsoft.com/office/drawing/2015/10/21/chartex" xmlns:cx3="http://schemas.microsoft.com/office/drawing/2016/5/9/chartex" xmlns:cx4="http://schemas.microsoft.com/office/drawing/2016/5/10/chartex" xmlns:cx5="http://schemas.microsoft.com/office/drawing/2016/5/11/chartex" xmlns:cx6="http://schemas.microsoft.com/office/drawing/2016/5/12/chartex" xmlns:cx7="http://schemas.microsoft.com/office/drawing/2016/5/13/chartex" xmlns:cx8="http://schemas.microsoft.com/office/drawing/2016/5/14/chartex" xmlns:mc="http://schemas.openxmlformats.org/markup-compatibility/2006" xmlns:aink="http://schemas.microsoft.com/office/drawing/2016/ink" xmlns:am3d="http://schemas.microsoft.com/office/drawing/2017/model3d" xmlns:o="urn:schemas-microsoft-com:office:office" xmlns:r="http://schemas.openxmlformats.org/officeDocument/2006/relationships" xmlns:m="http://schemas.openxmlformats.org/officeDocument/2006/math" xmlns:v="urn:schemas-microsoft-com:vml" xmlns:wp14="http://schemas.microsoft.com/office/word/2010/wordprocessingDrawing" xmlns:wp="http://schemas.openxmlformats.org/drawingml/2006/wordprocessingDrawing" xmlns:w10="urn:schemas-microsoft-com:office:word" xmlns:w="http://schemas.openxmlformats.org/wordprocessingml/2006/main" xmlns:w14="http://schemas.microsoft.com/office/word/2010/wordml" xmlns:w15="http://schemas.microsoft.com/office/word/2012/wordml" xmlns:w16cex="http://schemas.microsoft.com/office/word/2018/wordml/cex" xmlns:w16cid="http://schemas.microsoft.com/office/word/2016/wordml/cid" xmlns:w16="http://schemas.microsoft.com/office/word/2018/wordml" xmlns:w16se="http://schemas.microsoft.com/office/word/2015/wordml/symex" xmlns:wpg="http://schemas.microsoft.com/office/word/2010/wordprocessingGroup" xmlns:wpi="http://schemas.microsoft.com/office/word/2010/wordprocessingInk" xmlns:wne="http://schemas.microsoft.com/office/word/2006/wordml" xmlns:wps="http://schemas.microsoft.com/office/word/2010/wordprocessingShape" mc:Ignorable="w14 w15 w16se w16cid w16 w16cex wp14">
+  <w:endnote w:type="separator" w:id="-1">
+    <w:p>
+      <w:pPr>
+        <w:spacing w:before="120" w:after="120" w:line="240" w:lineRule="auto"/>
+        <w:ind w:firstLine="480"/>
+      </w:pPr>
+      <w:r>
+        <w:separator/>
+      </w:r>
+    </w:p>
+  </w:endnote>
+  <w:endnote w:type="continuationSeparator" w:id="0">
+    <w:p>
+      <w:pPr>
+        <w:spacing w:before="120" w:after="120" w:line="240" w:lineRule="auto"/>
+        <w:ind w:firstLine="480"/>
+      </w:pPr>
+      <w:r>
+        <w:continuationSeparator/>
+      </w:r>
+    </w:p>
+  </w:endnote>
+</w:endnotes>
+</file>
+
+<file path=word/footer1.xml><?xml version="1.0" encoding="utf-8"?>
+<w:ftr xmlns:wpc="http://schemas.microsoft.com/office/word/2010/wordprocessingCanvas" xmlns:cx="http://schemas.microsoft.com/office/drawing/2014/chartex" xmlns:cx1="http://schemas.microsoft.com/office/drawing/2015/9/8/chartex" xmlns:cx2="http://schemas.microsoft.com/office/drawing/2015/10/21/chartex" xmlns:cx3="http://schemas.microsoft.com/office/drawing/2016/5/9/chartex" xmlns:cx4="http://schemas.microsoft.com/office/drawing/2016/5/10/chartex" xmlns:cx5="http://schemas.microsoft.com/office/drawing/2016/5/11/chartex" xmlns:cx6="http://schemas.microsoft.com/office/drawing/2016/5/12/chartex" xmlns:cx7="http://schemas.microsoft.com/office/drawing/2016/5/13/chartex" xmlns:cx8="http://schemas.microsoft.com/office/drawing/2016/5/14/chartex" xmlns:mc="http://schemas.openxmlformats.org/markup-compatibility/2006" xmlns:aink="http://schemas.microsoft.com/office/drawing/2016/ink" xmlns:am3d="http://schemas.microsoft.com/office/drawing/2017/model3d" xmlns:o="urn:schemas-microsoft-com:office:office" xmlns:r="http://schemas.openxmlformats.org/officeDocument/2006/relationships" xmlns:m="http://schemas.openxmlformats.org/officeDocument/2006/math" xmlns:v="urn:schemas-microsoft-com:vml" xmlns:wp14="http://schemas.microsoft.com/office/word/2010/wordprocessingDrawing" xmlns:wp="http://schemas.openxmlformats.org/drawingml/2006/wordprocessingDrawing" xmlns:w10="urn:schemas-microsoft-com:office:word" xmlns:w="http://schemas.openxmlformats.org/wordprocessingml/2006/main" xmlns:w14="http://schemas.microsoft.com/office/word/2010/wordml" xmlns:w15="http://schemas.microsoft.com/office/word/2012/wordml" xmlns:w16cex="http://schemas.microsoft.com/office/word/2018/wordml/cex" xmlns:w16cid="http://schemas.microsoft.com/office/word/2016/wordml/cid" xmlns:w16="http://schemas.microsoft.com/office/word/2018/wordml" xmlns:w16se="http://schemas.microsoft.com/office/word/2015/wordml/symex" xmlns:wpg="http://schemas.microsoft.com/office/word/2010/wordprocessingGroup" xmlns:wpi="http://schemas.microsoft.com/office/word/2010/wordprocessingInk" xmlns:wne="http://schemas.microsoft.com/office/word/2006/wordml" xmlns:wps="http://schemas.microsoft.com/office/word/2010/wordprocessingShape" mc:Ignorable="w14 w15 w16se w16cid w16 w16cex wp14">
+  <w:p>
+    <w:pPr>
+      <w:pStyle w:val="a7"/>
+      <w:spacing w:before="120" w:after="120"/>
+      <w:ind w:firstLine="360"/>
+    </w:pPr>
+  </w:p>
+</w:ftr>
+</file>
+
+<file path=word/footer2.xml><?xml version="1.0" encoding="utf-8"?>
+<w:ftr xmlns:wpc="http://schemas.microsoft.com/office/word/2010/wordprocessingCanvas" xmlns:cx="http://schemas.microsoft.com/office/drawing/2014/chartex" xmlns:cx1="http://schemas.microsoft.com/office/drawing/2015/9/8/chartex" xmlns:cx2="http://schemas.microsoft.com/office/drawing/2015/10/21/chartex" xmlns:cx3="http://schemas.microsoft.com/office/drawing/2016/5/9/chartex" xmlns:cx4="http://schemas.microsoft.com/office/drawing/2016/5/10/chartex" xmlns:cx5="http://schemas.microsoft.com/office/drawing/2016/5/11/chartex" xmlns:cx6="http://schemas.microsoft.com/office/drawing/2016/5/12/chartex" xmlns:cx7="http://schemas.microsoft.com/office/drawing/2016/5/13/chartex" xmlns:cx8="http://schemas.microsoft.com/office/drawing/2016/5/14/chartex" xmlns:mc="http://schemas.openxmlformats.org/markup-compatibility/2006" xmlns:aink="http://schemas.microsoft.com/office/drawing/2016/ink" xmlns:am3d="http://schemas.microsoft.com/office/drawing/2017/model3d" xmlns:o="urn:schemas-microsoft-com:office:office" xmlns:r="http://schemas.openxmlformats.org/officeDocument/2006/relationships" xmlns:m="http://schemas.openxmlformats.org/officeDocument/2006/math" xmlns:v="urn:schemas-microsoft-com:vml" xmlns:wp14="http://schemas.microsoft.com/office/word/2010/wordprocessingDrawing" xmlns:wp="http://schemas.openxmlformats.org/drawingml/2006/wordprocessingDrawing" xmlns:w10="urn:schemas-microsoft-com:office:word" xmlns:w="http://schemas.openxmlformats.org/wordprocessingml/2006/main" xmlns:w14="http://schemas.microsoft.com/office/word/2010/wordml" xmlns:w15="http://schemas.microsoft.com/office/word/2012/wordml" xmlns:w16cex="http://schemas.microsoft.com/office/word/2018/wordml/cex" xmlns:w16cid="http://schemas.microsoft.com/office/word/2016/wordml/cid" xmlns:w16="http://schemas.microsoft.com/office/word/2018/wordml" xmlns:w16se="http://schemas.microsoft.com/office/word/2015/wordml/symex" xmlns:wpg="http://schemas.microsoft.com/office/word/2010/wordprocessingGroup" xmlns:wpi="http://schemas.microsoft.com/office/word/2010/wordprocessingInk" xmlns:wne="http://schemas.microsoft.com/office/word/2006/wordml" xmlns:wps="http://schemas.microsoft.com/office/word/2010/wordprocessingShape" mc:Ignorable="w14 w15 w16se w16cid w16 w16cex wp14">
+  <w:p>
+    <w:pPr>
+      <w:pStyle w:val="a7"/>
+      <w:spacing w:before="120" w:after="120"/>
+      <w:ind w:firstLine="360"/>
+    </w:pPr>
+  </w:p>
+</w:ftr>
+</file>
+
+<file path=word/footer3.xml><?xml version="1.0" encoding="utf-8"?>
+<w:ftr xmlns:wpc="http://schemas.microsoft.com/office/word/2010/wordprocessingCanvas" xmlns:cx="http://schemas.microsoft.com/office/drawing/2014/chartex" xmlns:cx1="http://schemas.microsoft.com/office/drawing/2015/9/8/chartex" xmlns:cx2="http://schemas.microsoft.com/office/drawing/2015/10/21/chartex" xmlns:cx3="http://schemas.microsoft.com/office/drawing/2016/5/9/chartex" xmlns:cx4="http://schemas.microsoft.com/office/drawing/2016/5/10/chartex" xmlns:cx5="http://schemas.microsoft.com/office/drawing/2016/5/11/chartex" xmlns:cx6="http://schemas.microsoft.com/office/drawing/2016/5/12/chartex" xmlns:cx7="http://schemas.microsoft.com/office/drawing/2016/5/13/chartex" xmlns:cx8="http://schemas.microsoft.com/office/drawing/2016/5/14/chartex" xmlns:mc="http://schemas.openxmlformats.org/markup-compatibility/2006" xmlns:aink="http://schemas.microsoft.com/office/drawing/2016/ink" xmlns:am3d="http://schemas.microsoft.com/office/drawing/2017/model3d" xmlns:o="urn:schemas-microsoft-com:office:office" xmlns:r="http://schemas.openxmlformats.org/officeDocument/2006/relationships" xmlns:m="http://schemas.openxmlformats.org/officeDocument/2006/math" xmlns:v="urn:schemas-microsoft-com:vml" xmlns:wp14="http://schemas.microsoft.com/office/word/2010/wordprocessingDrawing" xmlns:wp="http://schemas.openxmlformats.org/drawingml/2006/wordprocessingDrawing" xmlns:w10="urn:schemas-microsoft-com:office:word" xmlns:w="http://schemas.openxmlformats.org/wordprocessingml/2006/main" xmlns:w14="http://schemas.microsoft.com/office/word/2010/wordml" xmlns:w15="http://schemas.microsoft.com/office/word/2012/wordml" xmlns:w16cex="http://schemas.microsoft.com/office/word/2018/wordml/cex" xmlns:w16cid="http://schemas.microsoft.com/office/word/2016/wordml/cid" xmlns:w16="http://schemas.microsoft.com/office/word/2018/wordml" xmlns:w16se="http://schemas.microsoft.com/office/word/2015/wordml/symex" xmlns:wpg="http://schemas.microsoft.com/office/word/2010/wordprocessingGroup" xmlns:wpi="http://schemas.microsoft.com/office/word/2010/wordprocessingInk" xmlns:wne="http://schemas.microsoft.com/office/word/2006/wordml" xmlns:wps="http://schemas.microsoft.com/office/word/2010/wordprocessingShape" mc:Ignorable="w14 w15 w16se w16cid w16 w16cex wp14">
+  <w:p>
+    <w:pPr>
+      <w:pStyle w:val="a7"/>
+      <w:spacing w:before="120" w:after="120"/>
+      <w:ind w:firstLine="360"/>
+    </w:pPr>
+  </w:p>
+</w:ftr>
+</file>
+
+<file path=word/footnotes.xml><?xml version="1.0" encoding="utf-8"?>
+<w:footnotes xmlns:wpc="http://schemas.microsoft.com/office/word/2010/wordprocessingCanvas" xmlns:cx="http://schemas.microsoft.com/office/drawing/2014/chartex" xmlns:cx1="http://schemas.microsoft.com/office/drawing/2015/9/8/chartex" xmlns:cx2="http://schemas.microsoft.com/office/drawing/2015/10/21/chartex" xmlns:cx3="http://schemas.microsoft.com/office/drawing/2016/5/9/chartex" xmlns:cx4="http://schemas.microsoft.com/office/drawing/2016/5/10/chartex" xmlns:cx5="http://schemas.microsoft.com/office/drawing/2016/5/11/chartex" xmlns:cx6="http://schemas.microsoft.com/office/drawing/2016/5/12/chartex" xmlns:cx7="http://schemas.microsoft.com/office/drawing/2016/5/13/chartex" xmlns:cx8="http://schemas.microsoft.com/office/drawing/2016/5/14/chartex" xmlns:mc="http://schemas.openxmlformats.org/markup-compatibility/2006" xmlns:aink="http://schemas.microsoft.com/office/drawing/2016/ink" xmlns:am3d="http://schemas.microsoft.com/office/drawing/2017/model3d" xmlns:o="urn:schemas-microsoft-com:office:office" xmlns:r="http://schemas.openxmlformats.org/officeDocument/2006/relationships" xmlns:m="http://schemas.openxmlformats.org/officeDocument/2006/math" xmlns:v="urn:schemas-microsoft-com:vml" xmlns:wp14="http://schemas.microsoft.com/office/word/2010/wordprocessingDrawing" xmlns:wp="http://schemas.openxmlformats.org/drawingml/2006/wordprocessingDrawing" xmlns:w10="urn:schemas-microsoft-com:office:word" xmlns:w="http://schemas.openxmlformats.org/wordprocessingml/2006/main" xmlns:w14="http://schemas.microsoft.com/office/word/2010/wordml" xmlns:w15="http://schemas.microsoft.com/office/word/2012/wordml" xmlns:w16cex="http://schemas.microsoft.com/office/word/2018/wordml/cex" xmlns:w16cid="http://schemas.microsoft.com/office/word/2016/wordml/cid" xmlns:w16="http://schemas.microsoft.com/office/word/2018/wordml" xmlns:w16se="http://schemas.microsoft.com/office/word/2015/wordml/symex" xmlns:wpg="http://schemas.microsoft.com/office/word/2010/wordprocessingGroup" xmlns:wpi="http://schemas.microsoft.com/office/word/2010/wordprocessingInk" xmlns:wne="http://schemas.microsoft.com/office/word/2006/wordml" xmlns:wps="http://schemas.microsoft.com/office/word/2010/wordprocessingShape" mc:Ignorable="w14 w15 w16se w16cid w16 w16cex wp14">
+  <w:footnote w:type="separator" w:id="-1">
+    <w:p>
+      <w:pPr>
+        <w:spacing w:before="120" w:after="120" w:line="240" w:lineRule="auto"/>
+        <w:ind w:firstLine="480"/>
+      </w:pPr>
+      <w:r>
+        <w:separator/>
+      </w:r>
+    </w:p>
+  </w:footnote>
+  <w:footnote w:type="continuationSeparator" w:id="0">
+    <w:p>
+      <w:pPr>
+        <w:spacing w:before="120" w:after="120" w:line="240" w:lineRule="auto"/>
+        <w:ind w:firstLine="480"/>
+      </w:pPr>
+      <w:r>
+        <w:continuationSeparator/>
+      </w:r>
+    </w:p>
+  </w:footnote>
+  <w:footnote w:id="1">
+    <w:p>
+      <w:pPr>
+        <w:pStyle w:val="a9"/>
+        <w:spacing w:before="156" w:after="156"/>
+        <w:ind w:firstLine="360"/>
+        <w:rPr>
+          <w:rFonts w:hint="eastAsia"/>
+        </w:rPr>
+      </w:pPr>
+      <w:r>
+        <w:rPr>
+          <w:rStyle w:val="ab"/>
+        </w:rPr>
+        <w:footnoteRef/>
+      </w:r>
+      <w:r>
+        <w:t xml:space="preserve"> </w:t>
+      </w:r>
+      <w:r>
+        <w:rPr>
+          <w:rFonts w:hint="eastAsia"/>
+        </w:rPr>
+        <w:t>在</w:t>
+      </w:r>
+      <w:r>
+        <w:t>RS</w:t>
+      </w:r>
+      <w:r>
+        <w:rPr>
+          <w:rFonts w:hint="eastAsia"/>
+        </w:rPr>
+        <w:t>中，年份（末位之前）用S</w:t>
+      </w:r>
+      <w:r>
+        <w:t>CM</w:t>
+      </w:r>
+      <w:r>
+        <w:rPr>
+          <w:rFonts w:hint="eastAsia"/>
+        </w:rPr>
+        <w:t>读，末位用S</w:t>
+      </w:r>
+      <w:r>
+        <w:t>CR</w:t>
+      </w:r>
+      <w:r>
+        <w:rPr>
+          <w:rFonts w:hint="eastAsia"/>
+        </w:rPr>
+        <w:t>读，有时候年份各位都用S</w:t>
+      </w:r>
+      <w:r>
+        <w:t>CR</w:t>
+      </w:r>
+      <w:r>
+        <w:rPr>
+          <w:rFonts w:hint="eastAsia"/>
+        </w:rPr>
+        <w:t>读。</w:t>
+      </w:r>
+    </w:p>
+  </w:footnote>
+</w:footnotes>
+</file>
+
+<file path=word/header1.xml><?xml version="1.0" encoding="utf-8"?>
+<w:hdr xmlns:wpc="http://schemas.microsoft.com/office/word/2010/wordprocessingCanvas" xmlns:cx="http://schemas.microsoft.com/office/drawing/2014/chartex" xmlns:cx1="http://schemas.microsoft.com/office/drawing/2015/9/8/chartex" xmlns:cx2="http://schemas.microsoft.com/office/drawing/2015/10/21/chartex" xmlns:cx3="http://schemas.microsoft.com/office/drawing/2016/5/9/chartex" xmlns:cx4="http://schemas.microsoft.com/office/drawing/2016/5/10/chartex" xmlns:cx5="http://schemas.microsoft.com/office/drawing/2016/5/11/chartex" xmlns:cx6="http://schemas.microsoft.com/office/drawing/2016/5/12/chartex" xmlns:cx7="http://schemas.microsoft.com/office/drawing/2016/5/13/chartex" xmlns:cx8="http://schemas.microsoft.com/office/drawing/2016/5/14/chartex" xmlns:mc="http://schemas.openxmlformats.org/markup-compatibility/2006" xmlns:aink="http://schemas.microsoft.com/office/drawing/2016/ink" xmlns:am3d="http://schemas.microsoft.com/office/drawing/2017/model3d" xmlns:o="urn:schemas-microsoft-com:office:office" xmlns:r="http://schemas.openxmlformats.org/officeDocument/2006/relationships" xmlns:m="http://schemas.openxmlformats.org/officeDocument/2006/math" xmlns:v="urn:schemas-microsoft-com:vml" xmlns:wp14="http://schemas.microsoft.com/office/word/2010/wordprocessingDrawing" xmlns:wp="http://schemas.openxmlformats.org/drawingml/2006/wordprocessingDrawing" xmlns:w10="urn:schemas-microsoft-com:office:word" xmlns:w="http://schemas.openxmlformats.org/wordprocessingml/2006/main" xmlns:w14="http://schemas.microsoft.com/office/word/2010/wordml" xmlns:w15="http://schemas.microsoft.com/office/word/2012/wordml" xmlns:w16cex="http://schemas.microsoft.com/office/word/2018/wordml/cex" xmlns:w16cid="http://schemas.microsoft.com/office/word/2016/wordml/cid" xmlns:w16="http://schemas.microsoft.com/office/word/2018/wordml" xmlns:w16se="http://schemas.microsoft.com/office/word/2015/wordml/symex" xmlns:wpg="http://schemas.microsoft.com/office/word/2010/wordprocessingGroup" xmlns:wpi="http://schemas.microsoft.com/office/word/2010/wordprocessingInk" xmlns:wne="http://schemas.microsoft.com/office/word/2006/wordml" xmlns:wps="http://schemas.microsoft.com/office/word/2010/wordprocessingShape" mc:Ignorable="w14 w15 w16se w16cid w16 w16cex wp14">
+  <w:p>
+    <w:pPr>
+      <w:pStyle w:val="a5"/>
+      <w:spacing w:before="120" w:after="120"/>
+      <w:ind w:firstLine="360"/>
+    </w:pPr>
+  </w:p>
+</w:hdr>
+</file>
+
+<file path=word/header2.xml><?xml version="1.0" encoding="utf-8"?>
+<w:hdr xmlns:wpc="http://schemas.microsoft.com/office/word/2010/wordprocessingCanvas" xmlns:cx="http://schemas.microsoft.com/office/drawing/2014/chartex" xmlns:cx1="http://schemas.microsoft.com/office/drawing/2015/9/8/chartex" xmlns:cx2="http://schemas.microsoft.com/office/drawing/2015/10/21/chartex" xmlns:cx3="http://schemas.microsoft.com/office/drawing/2016/5/9/chartex" xmlns:cx4="http://schemas.microsoft.com/office/drawing/2016/5/10/chartex" xmlns:cx5="http://schemas.microsoft.com/office/drawing/2016/5/11/chartex" xmlns:cx6="http://schemas.microsoft.com/office/drawing/2016/5/12/chartex" xmlns:cx7="http://schemas.microsoft.com/office/drawing/2016/5/13/chartex" xmlns:cx8="http://schemas.microsoft.com/office/drawing/2016/5/14/chartex" xmlns:mc="http://schemas.openxmlformats.org/markup-compatibility/2006" xmlns:aink="http://schemas.microsoft.com/office/drawing/2016/ink" xmlns:am3d="http://schemas.microsoft.com/office/drawing/2017/model3d" xmlns:o="urn:schemas-microsoft-com:office:office" xmlns:r="http://schemas.openxmlformats.org/officeDocument/2006/relationships" xmlns:m="http://schemas.openxmlformats.org/officeDocument/2006/math" xmlns:v="urn:schemas-microsoft-com:vml" xmlns:wp14="http://schemas.microsoft.com/office/word/2010/wordprocessingDrawing" xmlns:wp="http://schemas.openxmlformats.org/drawingml/2006/wordprocessingDrawing" xmlns:w10="urn:schemas-microsoft-com:office:word" xmlns:w="http://schemas.openxmlformats.org/wordprocessingml/2006/main" xmlns:w14="http://schemas.microsoft.com/office/word/2010/wordml" xmlns:w15="http://schemas.microsoft.com/office/word/2012/wordml" xmlns:w16cex="http://schemas.microsoft.com/office/word/2018/wordml/cex" xmlns:w16cid="http://schemas.microsoft.com/office/word/2016/wordml/cid" xmlns:w16="http://schemas.microsoft.com/office/word/2018/wordml" xmlns:w16se="http://schemas.microsoft.com/office/word/2015/wordml/symex" xmlns:wpg="http://schemas.microsoft.com/office/word/2010/wordprocessingGroup" xmlns:wpi="http://schemas.microsoft.com/office/word/2010/wordprocessingInk" xmlns:wne="http://schemas.microsoft.com/office/word/2006/wordml" xmlns:wps="http://schemas.microsoft.com/office/word/2010/wordprocessingShape" mc:Ignorable="w14 w15 w16se w16cid w16 w16cex wp14">
+  <w:p>
+    <w:pPr>
+      <w:pStyle w:val="a5"/>
+      <w:spacing w:before="120" w:after="120"/>
+      <w:ind w:firstLine="360"/>
+      <w:jc w:val="right"/>
+    </w:pPr>
+    <w:r>
+      <w:rPr>
+        <w:noProof/>
+      </w:rPr>
+      <w:drawing>
+        <wp:inline distT="0" distB="0" distL="0" distR="0" wp14:anchorId="306E2085" wp14:editId="2F1ACBA6">
+          <wp:extent cx="1457325" cy="364331"/>
+          <wp:effectExtent l="0" t="0" r="0" b="0"/>
+          <wp:docPr id="1" name="图片 1"/>
+          <wp:cNvGraphicFramePr>
+            <a:graphicFrameLocks xmlns:a="http://schemas.openxmlformats.org/drawingml/2006/main" noChangeAspect="1"/>
+          </wp:cNvGraphicFramePr>
+          <a:graphic xmlns:a="http://schemas.openxmlformats.org/drawingml/2006/main">
+            <a:graphicData uri="http://schemas.openxmlformats.org/drawingml/2006/picture">
+              <pic:pic xmlns:pic="http://schemas.openxmlformats.org/drawingml/2006/picture">
+                <pic:nvPicPr>
+                  <pic:cNvPr id="1" name="图片 1"/>
+                  <pic:cNvPicPr/>
+                </pic:nvPicPr>
+                <pic:blipFill>
+                  <a:blip r:embed="rId1">
+                    <a:extLst>
+                      <a:ext uri="{28A0092B-C50C-407E-A947-70E740481C1C}">
+                        <a14:useLocalDpi xmlns:a14="http://schemas.microsoft.com/office/drawing/2010/main" val="0"/>
+                      </a:ext>
+                    </a:extLst>
+                  </a:blip>
+                  <a:stretch>
+                    <a:fillRect/>
+                  </a:stretch>
+                </pic:blipFill>
+                <pic:spPr>
+                  <a:xfrm>
+                    <a:off x="0" y="0"/>
+                    <a:ext cx="1641622" cy="410405"/>
+                  </a:xfrm>
+                  <a:prstGeom prst="rect">
+                    <a:avLst/>
+                  </a:prstGeom>
+                </pic:spPr>
+              </pic:pic>
+            </a:graphicData>
+          </a:graphic>
+        </wp:inline>
+      </w:drawing>
+    </w:r>
+  </w:p>
+</w:hdr>
+</file>
+
+<file path=word/header3.xml><?xml version="1.0" encoding="utf-8"?>
+<w:hdr xmlns:wpc="http://schemas.microsoft.com/office/word/2010/wordprocessingCanvas" xmlns:cx="http://schemas.microsoft.com/office/drawing/2014/chartex" xmlns:cx1="http://schemas.microsoft.com/office/drawing/2015/9/8/chartex" xmlns:cx2="http://schemas.microsoft.com/office/drawing/2015/10/21/chartex" xmlns:cx3="http://schemas.microsoft.com/office/drawing/2016/5/9/chartex" xmlns:cx4="http://schemas.microsoft.com/office/drawing/2016/5/10/chartex" xmlns:cx5="http://schemas.microsoft.com/office/drawing/2016/5/11/chartex" xmlns:cx6="http://schemas.microsoft.com/office/drawing/2016/5/12/chartex" xmlns:cx7="http://schemas.microsoft.com/office/drawing/2016/5/13/chartex" xmlns:cx8="http://schemas.microsoft.com/office/drawing/2016/5/14/chartex" xmlns:mc="http://schemas.openxmlformats.org/markup-compatibility/2006" xmlns:aink="http://schemas.microsoft.com/office/drawing/2016/ink" xmlns:am3d="http://schemas.microsoft.com/office/drawing/2017/model3d" xmlns:o="urn:schemas-microsoft-com:office:office" xmlns:r="http://schemas.openxmlformats.org/officeDocument/2006/relationships" xmlns:m="http://schemas.openxmlformats.org/officeDocument/2006/math" xmlns:v="urn:schemas-microsoft-com:vml" xmlns:wp14="http://schemas.microsoft.com/office/word/2010/wordprocessingDrawing" xmlns:wp="http://schemas.openxmlformats.org/drawingml/2006/wordprocessingDrawing" xmlns:w10="urn:schemas-microsoft-com:office:word" xmlns:w="http://schemas.openxmlformats.org/wordprocessingml/2006/main" xmlns:w14="http://schemas.microsoft.com/office/word/2010/wordml" xmlns:w15="http://schemas.microsoft.com/office/word/2012/wordml" xmlns:w16cex="http://schemas.microsoft.com/office/word/2018/wordml/cex" xmlns:w16cid="http://schemas.microsoft.com/office/word/2016/wordml/cid" xmlns:w16="http://schemas.microsoft.com/office/word/2018/wordml" xmlns:w16se="http://schemas.microsoft.com/office/word/2015/wordml/symex" xmlns:wpg="http://schemas.microsoft.com/office/word/2010/wordprocessingGroup" xmlns:wpi="http://schemas.microsoft.com/office/word/2010/wordprocessingInk" xmlns:wne="http://schemas.microsoft.com/office/word/2006/wordml" xmlns:wps="http://schemas.microsoft.com/office/word/2010/wordprocessingShape" mc:Ignorable="w14 w15 w16se w16cid w16 w16cex wp14">
+  <w:p>
+    <w:pPr>
+      <w:pStyle w:val="a5"/>
+      <w:spacing w:before="120" w:after="120"/>
+      <w:ind w:firstLine="360"/>
+    </w:pPr>
+  </w:p>
+</w:hdr>
+</file>
+
 <file path=word/numbering.xml><?xml version="1.0" encoding="utf-8"?>
-<w:numbering xmlns:wpc="http://schemas.microsoft.com/office/word/2010/wordprocessingCanvas" xmlns:cx="http://schemas.microsoft.com/office/drawing/2014/chartex" xmlns:cx1="http://schemas.microsoft.com/office/drawing/2015/9/8/chartex" xmlns:cx2="http://schemas.microsoft.com/office/drawing/2015/10/21/chartex" xmlns:cx3="http://schemas.microsoft.com/office/drawing/2016/5/9/chartex" xmlns:cx4="http://schemas.microsoft.com/office/drawing/2016/5/10/chartex" xmlns:cx5="http://schemas.microsoft.com/office/drawing/2016/5/11/chartex" xmlns:cx6="http://schemas.microsoft.com/office/drawing/2016/5/12/chartex" xmlns:cx7="http://schemas.microsoft.com/office/drawing/2016/5/13/chartex" xmlns:cx8="http://schemas.microsoft.com/office/drawing/2016/5/14/chartex" xmlns:mc="http://schemas.openxmlformats.org/markup-compatibility/2006" xmlns:aink="http://schemas.microsoft.com/office/drawing/2016/ink" xmlns:am3d="http://schemas.microsoft.com/office/drawing/2017/model3d" xmlns:o="urn:schemas-microsoft-com:office:office" xmlns:r="http://schemas.openxmlformats.org/officeDocument/2006/relationships" xmlns:m="http://schemas.openxmlformats.org/officeDocument/2006/math" xmlns:v="urn:schemas-microsoft-com:vml" xmlns:wp14="http://schemas.microsoft.com/office/word/2010/wordprocessingDrawing" xmlns:wp="http://schemas.openxmlformats.org/drawingml/2006/wordprocessingDrawing" xmlns:w10="urn:schemas-microsoft-com:office:word" xmlns:w="http://schemas.openxmlformats.org/wordprocessingml/2006/main" xmlns:w14="http://schemas.microsoft.com/office/word/2010/wordml" xmlns:w15="http://schemas.microsoft.com/office/word/2012/wordml" xmlns:w16cid="http://schemas.microsoft.com/office/word/2016/wordml/cid" xmlns:w16se="http://schemas.microsoft.com/office/word/2015/wordml/symex" xmlns:wpg="http://schemas.microsoft.com/office/word/2010/wordprocessingGroup" xmlns:wpi="http://schemas.microsoft.com/office/word/2010/wordprocessingInk" xmlns:wne="http://schemas.microsoft.com/office/word/2006/wordml" xmlns:wps="http://schemas.microsoft.com/office/word/2010/wordprocessingShape" mc:Ignorable="w14 w15 w16se w16cid wp14">
+<w:numbering xmlns:wpc="http://schemas.microsoft.com/office/word/2010/wordprocessingCanvas" xmlns:cx="http://schemas.microsoft.com/office/drawing/2014/chartex" xmlns:cx1="http://schemas.microsoft.com/office/drawing/2015/9/8/chartex" xmlns:cx2="http://schemas.microsoft.com/office/drawing/2015/10/21/chartex" xmlns:cx3="http://schemas.microsoft.com/office/drawing/2016/5/9/chartex" xmlns:cx4="http://schemas.microsoft.com/office/drawing/2016/5/10/chartex" xmlns:cx5="http://schemas.microsoft.com/office/drawing/2016/5/11/chartex" xmlns:cx6="http://schemas.microsoft.com/office/drawing/2016/5/12/chartex" xmlns:cx7="http://schemas.microsoft.com/office/drawing/2016/5/13/chartex" xmlns:cx8="http://schemas.microsoft.com/office/drawing/2016/5/14/chartex" xmlns:mc="http://schemas.openxmlformats.org/markup-compatibility/2006" xmlns:aink="http://schemas.microsoft.com/office/drawing/2016/ink" xmlns:am3d="http://schemas.microsoft.com/office/drawing/2017/model3d" xmlns:o="urn:schemas-microsoft-com:office:office" xmlns:r="http://schemas.openxmlformats.org/officeDocument/2006/relationships" xmlns:m="http://schemas.openxmlformats.org/officeDocument/2006/math" xmlns:v="urn:schemas-microsoft-com:vml" xmlns:wp14="http://schemas.microsoft.com/office/word/2010/wordprocessingDrawing" xmlns:wp="http://schemas.openxmlformats.org/drawingml/2006/wordprocessingDrawing" xmlns:w10="urn:schemas-microsoft-com:office:word" xmlns:w="http://schemas.openxmlformats.org/wordprocessingml/2006/main" xmlns:w14="http://schemas.microsoft.com/office/word/2010/wordml" xmlns:w15="http://schemas.microsoft.com/office/word/2012/wordml" xmlns:w16cex="http://schemas.microsoft.com/office/word/2018/wordml/cex" xmlns:w16cid="http://schemas.microsoft.com/office/word/2016/wordml/cid" xmlns:w16="http://schemas.microsoft.com/office/word/2018/wordml" xmlns:w16se="http://schemas.microsoft.com/office/word/2015/wordml/symex" xmlns:wpg="http://schemas.microsoft.com/office/word/2010/wordprocessingGroup" xmlns:wpi="http://schemas.microsoft.com/office/word/2010/wordprocessingInk" xmlns:wne="http://schemas.microsoft.com/office/word/2006/wordml" xmlns:wps="http://schemas.microsoft.com/office/word/2010/wordprocessingShape" mc:Ignorable="w14 w15 w16se w16cid w16 w16cex wp14">
   <w:numPicBullet w:numPicBulletId="0">
     <w:pict>
       <v:shapetype id="_x0000_t75" coordsize="21600,21600" o:spt="75" o:preferrelative="t" path="m@4@5l@4@11@9@11@9@5xe" filled="f" stroked="f">
@@ -2699,16 +3493,130 @@
         <v:path o:extrusionok="f" gradientshapeok="t" o:connecttype="rect"/>
         <o:lock v:ext="edit" aspectratio="t"/>
       </v:shapetype>
-      <v:shape id="0" o:spid="_x0000_i1079" type="#_x0000_t75" style="width:11.25pt;height:11.25pt" o:bullet="t">
+      <v:shape id="_x0000_i1078" type="#_x0000_t75" style="width:11.25pt;height:11.25pt" o:bullet="t">
         <v:imagedata r:id="rId1" o:title=""/>
       </v:shape>
     </w:pict>
   </w:numPicBullet>
   <w:abstractNum w:abstractNumId="0" w15:restartNumberingAfterBreak="0">
+    <w:nsid w:val="014307DB"/>
+    <w:multiLevelType w:val="hybridMultilevel"/>
+    <w:tmpl w:val="07045F66"/>
+    <w:lvl w:ilvl="0" w:tplc="04090007">
+      <w:start w:val="1"/>
+      <w:numFmt w:val="bullet"/>
+      <w:lvlText w:val=""/>
+      <w:lvlPicBulletId w:val="0"/>
+      <w:lvlJc w:val="left"/>
+      <w:pPr>
+        <w:ind w:left="1320" w:hanging="420"/>
+      </w:pPr>
+      <w:rPr>
+        <w:rFonts w:ascii="Wingdings" w:hAnsi="Wingdings" w:hint="default"/>
+      </w:rPr>
+    </w:lvl>
+    <w:lvl w:ilvl="1" w:tplc="04090003" w:tentative="1">
+      <w:start w:val="1"/>
+      <w:numFmt w:val="bullet"/>
+      <w:lvlText w:val=""/>
+      <w:lvlJc w:val="left"/>
+      <w:pPr>
+        <w:ind w:left="1740" w:hanging="420"/>
+      </w:pPr>
+      <w:rPr>
+        <w:rFonts w:ascii="Wingdings" w:hAnsi="Wingdings" w:hint="default"/>
+      </w:rPr>
+    </w:lvl>
+    <w:lvl w:ilvl="2" w:tplc="04090005" w:tentative="1">
+      <w:start w:val="1"/>
+      <w:numFmt w:val="bullet"/>
+      <w:lvlText w:val=""/>
+      <w:lvlJc w:val="left"/>
+      <w:pPr>
+        <w:ind w:left="2160" w:hanging="420"/>
+      </w:pPr>
+      <w:rPr>
+        <w:rFonts w:ascii="Wingdings" w:hAnsi="Wingdings" w:hint="default"/>
+      </w:rPr>
+    </w:lvl>
+    <w:lvl w:ilvl="3" w:tplc="04090001" w:tentative="1">
+      <w:start w:val="1"/>
+      <w:numFmt w:val="bullet"/>
+      <w:lvlText w:val=""/>
+      <w:lvlJc w:val="left"/>
+      <w:pPr>
+        <w:ind w:left="2580" w:hanging="420"/>
+      </w:pPr>
+      <w:rPr>
+        <w:rFonts w:ascii="Wingdings" w:hAnsi="Wingdings" w:hint="default"/>
+      </w:rPr>
+    </w:lvl>
+    <w:lvl w:ilvl="4" w:tplc="04090003" w:tentative="1">
+      <w:start w:val="1"/>
+      <w:numFmt w:val="bullet"/>
+      <w:lvlText w:val=""/>
+      <w:lvlJc w:val="left"/>
+      <w:pPr>
+        <w:ind w:left="3000" w:hanging="420"/>
+      </w:pPr>
+      <w:rPr>
+        <w:rFonts w:ascii="Wingdings" w:hAnsi="Wingdings" w:hint="default"/>
+      </w:rPr>
+    </w:lvl>
+    <w:lvl w:ilvl="5" w:tplc="04090005" w:tentative="1">
+      <w:start w:val="1"/>
+      <w:numFmt w:val="bullet"/>
+      <w:lvlText w:val=""/>
+      <w:lvlJc w:val="left"/>
+      <w:pPr>
+        <w:ind w:left="3420" w:hanging="420"/>
+      </w:pPr>
+      <w:rPr>
+        <w:rFonts w:ascii="Wingdings" w:hAnsi="Wingdings" w:hint="default"/>
+      </w:rPr>
+    </w:lvl>
+    <w:lvl w:ilvl="6" w:tplc="04090001" w:tentative="1">
+      <w:start w:val="1"/>
+      <w:numFmt w:val="bullet"/>
+      <w:lvlText w:val=""/>
+      <w:lvlJc w:val="left"/>
+      <w:pPr>
+        <w:ind w:left="3840" w:hanging="420"/>
+      </w:pPr>
+      <w:rPr>
+        <w:rFonts w:ascii="Wingdings" w:hAnsi="Wingdings" w:hint="default"/>
+      </w:rPr>
+    </w:lvl>
+    <w:lvl w:ilvl="7" w:tplc="04090003" w:tentative="1">
+      <w:start w:val="1"/>
+      <w:numFmt w:val="bullet"/>
+      <w:lvlText w:val=""/>
+      <w:lvlJc w:val="left"/>
+      <w:pPr>
+        <w:ind w:left="4260" w:hanging="420"/>
+      </w:pPr>
+      <w:rPr>
+        <w:rFonts w:ascii="Wingdings" w:hAnsi="Wingdings" w:hint="default"/>
+      </w:rPr>
+    </w:lvl>
+    <w:lvl w:ilvl="8" w:tplc="04090005" w:tentative="1">
+      <w:start w:val="1"/>
+      <w:numFmt w:val="bullet"/>
+      <w:lvlText w:val=""/>
+      <w:lvlJc w:val="left"/>
+      <w:pPr>
+        <w:ind w:left="4680" w:hanging="420"/>
+      </w:pPr>
+      <w:rPr>
+        <w:rFonts w:ascii="Wingdings" w:hAnsi="Wingdings" w:hint="default"/>
+      </w:rPr>
+    </w:lvl>
+  </w:abstractNum>
+  <w:abstractNum w:abstractNumId="1" w15:restartNumberingAfterBreak="0">
     <w:nsid w:val="03AE61CD"/>
-    <w:multiLevelType w:val="hybridMultilevel"/>
-    <w:tmpl w:val="7BD2B95E"/>
-    <w:lvl w:ilvl="0" w:tplc="04090011">
+    <w:multiLevelType w:val="multilevel"/>
+    <w:tmpl w:val="03AE61CD"/>
+    <w:lvl w:ilvl="0">
       <w:start w:val="1"/>
       <w:numFmt w:val="decimal"/>
       <w:lvlText w:val="%1)"/>
@@ -2717,7 +3625,7 @@
         <w:ind w:left="900" w:hanging="420"/>
       </w:pPr>
     </w:lvl>
-    <w:lvl w:ilvl="1" w:tplc="04090019" w:tentative="1">
+    <w:lvl w:ilvl="1">
       <w:start w:val="1"/>
       <w:numFmt w:val="lowerLetter"/>
       <w:lvlText w:val="%2)"/>
@@ -2726,7 +3634,7 @@
         <w:ind w:left="1320" w:hanging="420"/>
       </w:pPr>
     </w:lvl>
-    <w:lvl w:ilvl="2" w:tplc="0409001B" w:tentative="1">
+    <w:lvl w:ilvl="2">
       <w:start w:val="1"/>
       <w:numFmt w:val="lowerRoman"/>
       <w:lvlText w:val="%3."/>
@@ -2735,7 +3643,7 @@
         <w:ind w:left="1740" w:hanging="420"/>
       </w:pPr>
     </w:lvl>
-    <w:lvl w:ilvl="3" w:tplc="0409000F" w:tentative="1">
+    <w:lvl w:ilvl="3">
       <w:start w:val="1"/>
       <w:numFmt w:val="decimal"/>
       <w:lvlText w:val="%4."/>
@@ -2744,7 +3652,7 @@
         <w:ind w:left="2160" w:hanging="420"/>
       </w:pPr>
     </w:lvl>
-    <w:lvl w:ilvl="4" w:tplc="04090019" w:tentative="1">
+    <w:lvl w:ilvl="4">
       <w:start w:val="1"/>
       <w:numFmt w:val="lowerLetter"/>
       <w:lvlText w:val="%5)"/>
@@ -2753,7 +3661,7 @@
         <w:ind w:left="2580" w:hanging="420"/>
       </w:pPr>
     </w:lvl>
-    <w:lvl w:ilvl="5" w:tplc="0409001B" w:tentative="1">
+    <w:lvl w:ilvl="5">
       <w:start w:val="1"/>
       <w:numFmt w:val="lowerRoman"/>
       <w:lvlText w:val="%6."/>
@@ -2762,7 +3670,7 @@
         <w:ind w:left="3000" w:hanging="420"/>
       </w:pPr>
     </w:lvl>
-    <w:lvl w:ilvl="6" w:tplc="0409000F" w:tentative="1">
+    <w:lvl w:ilvl="6">
       <w:start w:val="1"/>
       <w:numFmt w:val="decimal"/>
       <w:lvlText w:val="%7."/>
@@ -2771,7 +3679,7 @@
         <w:ind w:left="3420" w:hanging="420"/>
       </w:pPr>
     </w:lvl>
-    <w:lvl w:ilvl="7" w:tplc="04090019" w:tentative="1">
+    <w:lvl w:ilvl="7">
       <w:start w:val="1"/>
       <w:numFmt w:val="lowerLetter"/>
       <w:lvlText w:val="%8)"/>
@@ -2780,7 +3688,7 @@
         <w:ind w:left="3840" w:hanging="420"/>
       </w:pPr>
     </w:lvl>
-    <w:lvl w:ilvl="8" w:tplc="0409001B" w:tentative="1">
+    <w:lvl w:ilvl="8">
       <w:start w:val="1"/>
       <w:numFmt w:val="lowerRoman"/>
       <w:lvlText w:val="%9."/>
@@ -2790,7 +3698,7 @@
       </w:pPr>
     </w:lvl>
   </w:abstractNum>
-  <w:abstractNum w:abstractNumId="1" w15:restartNumberingAfterBreak="0">
+  <w:abstractNum w:abstractNumId="2" w15:restartNumberingAfterBreak="0">
     <w:nsid w:val="0C3D2F46"/>
     <w:multiLevelType w:val="multilevel"/>
     <w:tmpl w:val="0C3D2F46"/>
@@ -2904,7 +3812,7 @@
       </w:rPr>
     </w:lvl>
   </w:abstractNum>
-  <w:abstractNum w:abstractNumId="2" w15:restartNumberingAfterBreak="0">
+  <w:abstractNum w:abstractNumId="3" w15:restartNumberingAfterBreak="0">
     <w:nsid w:val="16B730DB"/>
     <w:multiLevelType w:val="multilevel"/>
     <w:tmpl w:val="16B730DB"/>
@@ -3018,11 +3926,11 @@
       </w:rPr>
     </w:lvl>
   </w:abstractNum>
-  <w:abstractNum w:abstractNumId="3" w15:restartNumberingAfterBreak="0">
+  <w:abstractNum w:abstractNumId="4" w15:restartNumberingAfterBreak="0">
     <w:nsid w:val="39DF6417"/>
-    <w:multiLevelType w:val="hybridMultilevel"/>
-    <w:tmpl w:val="B5A63A0A"/>
-    <w:lvl w:ilvl="0" w:tplc="04090007">
+    <w:multiLevelType w:val="multilevel"/>
+    <w:tmpl w:val="39DF6417"/>
+    <w:lvl w:ilvl="0">
       <w:start w:val="1"/>
       <w:numFmt w:val="bullet"/>
       <w:lvlText w:val=""/>
@@ -3035,7 +3943,7 @@
         <w:rFonts w:ascii="Wingdings" w:hAnsi="Wingdings" w:hint="default"/>
       </w:rPr>
     </w:lvl>
-    <w:lvl w:ilvl="1" w:tplc="04090003" w:tentative="1">
+    <w:lvl w:ilvl="1">
       <w:start w:val="1"/>
       <w:numFmt w:val="bullet"/>
       <w:lvlText w:val=""/>
@@ -3047,7 +3955,7 @@
         <w:rFonts w:ascii="Wingdings" w:hAnsi="Wingdings" w:hint="default"/>
       </w:rPr>
     </w:lvl>
-    <w:lvl w:ilvl="2" w:tplc="04090005" w:tentative="1">
+    <w:lvl w:ilvl="2">
       <w:start w:val="1"/>
       <w:numFmt w:val="bullet"/>
       <w:lvlText w:val=""/>
@@ -3059,7 +3967,7 @@
         <w:rFonts w:ascii="Wingdings" w:hAnsi="Wingdings" w:hint="default"/>
       </w:rPr>
     </w:lvl>
-    <w:lvl w:ilvl="3" w:tplc="04090001" w:tentative="1">
+    <w:lvl w:ilvl="3">
       <w:start w:val="1"/>
       <w:numFmt w:val="bullet"/>
       <w:lvlText w:val=""/>
@@ -3071,7 +3979,7 @@
         <w:rFonts w:ascii="Wingdings" w:hAnsi="Wingdings" w:hint="default"/>
       </w:rPr>
     </w:lvl>
-    <w:lvl w:ilvl="4" w:tplc="04090003" w:tentative="1">
+    <w:lvl w:ilvl="4">
       <w:start w:val="1"/>
       <w:numFmt w:val="bullet"/>
       <w:lvlText w:val=""/>
@@ -3083,7 +3991,7 @@
         <w:rFonts w:ascii="Wingdings" w:hAnsi="Wingdings" w:hint="default"/>
       </w:rPr>
     </w:lvl>
-    <w:lvl w:ilvl="5" w:tplc="04090005" w:tentative="1">
+    <w:lvl w:ilvl="5">
       <w:start w:val="1"/>
       <w:numFmt w:val="bullet"/>
       <w:lvlText w:val=""/>
@@ -3095,7 +4003,7 @@
         <w:rFonts w:ascii="Wingdings" w:hAnsi="Wingdings" w:hint="default"/>
       </w:rPr>
     </w:lvl>
-    <w:lvl w:ilvl="6" w:tplc="04090001" w:tentative="1">
+    <w:lvl w:ilvl="6">
       <w:start w:val="1"/>
       <w:numFmt w:val="bullet"/>
       <w:lvlText w:val=""/>
@@ -3107,7 +4015,7 @@
         <w:rFonts w:ascii="Wingdings" w:hAnsi="Wingdings" w:hint="default"/>
       </w:rPr>
     </w:lvl>
-    <w:lvl w:ilvl="7" w:tplc="04090003" w:tentative="1">
+    <w:lvl w:ilvl="7">
       <w:start w:val="1"/>
       <w:numFmt w:val="bullet"/>
       <w:lvlText w:val=""/>
@@ -3119,7 +4027,7 @@
         <w:rFonts w:ascii="Wingdings" w:hAnsi="Wingdings" w:hint="default"/>
       </w:rPr>
     </w:lvl>
-    <w:lvl w:ilvl="8" w:tplc="04090005" w:tentative="1">
+    <w:lvl w:ilvl="8">
       <w:start w:val="1"/>
       <w:numFmt w:val="bullet"/>
       <w:lvlText w:val=""/>
@@ -3132,7 +4040,7 @@
       </w:rPr>
     </w:lvl>
   </w:abstractNum>
-  <w:abstractNum w:abstractNumId="4" w15:restartNumberingAfterBreak="0">
+  <w:abstractNum w:abstractNumId="5" w15:restartNumberingAfterBreak="0">
     <w:nsid w:val="7CF48EB6"/>
     <w:multiLevelType w:val="multilevel"/>
     <w:tmpl w:val="7CF48EB6"/>
@@ -3270,25 +4178,28 @@
     </w:lvl>
   </w:abstractNum>
   <w:num w:numId="1">
+    <w:abstractNumId w:val="5"/>
+  </w:num>
+  <w:num w:numId="2">
+    <w:abstractNumId w:val="2"/>
+  </w:num>
+  <w:num w:numId="3">
+    <w:abstractNumId w:val="3"/>
+  </w:num>
+  <w:num w:numId="4">
+    <w:abstractNumId w:val="1"/>
+  </w:num>
+  <w:num w:numId="5">
     <w:abstractNumId w:val="4"/>
   </w:num>
-  <w:num w:numId="2">
-    <w:abstractNumId w:val="1"/>
-  </w:num>
-  <w:num w:numId="3">
-    <w:abstractNumId w:val="2"/>
-  </w:num>
-  <w:num w:numId="4">
+  <w:num w:numId="6">
     <w:abstractNumId w:val="0"/>
-  </w:num>
-  <w:num w:numId="5">
-    <w:abstractNumId w:val="3"/>
   </w:num>
 </w:numbering>
 </file>
 
 <file path=word/styles.xml><?xml version="1.0" encoding="utf-8"?>
-<w:styles xmlns:mc="http://schemas.openxmlformats.org/markup-compatibility/2006" xmlns:r="http://schemas.openxmlformats.org/officeDocument/2006/relationships" xmlns:w="http://schemas.openxmlformats.org/wordprocessingml/2006/main" xmlns:w14="http://schemas.microsoft.com/office/word/2010/wordml" xmlns:w15="http://schemas.microsoft.com/office/word/2012/wordml" xmlns:w16cid="http://schemas.microsoft.com/office/word/2016/wordml/cid" xmlns:w16se="http://schemas.microsoft.com/office/word/2015/wordml/symex" mc:Ignorable="w14 w15 w16se w16cid">
+<w:styles xmlns:mc="http://schemas.openxmlformats.org/markup-compatibility/2006" xmlns:r="http://schemas.openxmlformats.org/officeDocument/2006/relationships" xmlns:w="http://schemas.openxmlformats.org/wordprocessingml/2006/main" xmlns:w14="http://schemas.microsoft.com/office/word/2010/wordml" xmlns:w15="http://schemas.microsoft.com/office/word/2012/wordml" xmlns:w16cex="http://schemas.microsoft.com/office/word/2018/wordml/cex" xmlns:w16cid="http://schemas.microsoft.com/office/word/2016/wordml/cid" xmlns:w16="http://schemas.microsoft.com/office/word/2018/wordml" xmlns:w16se="http://schemas.microsoft.com/office/word/2015/wordml/symex" mc:Ignorable="w14 w15 w16se w16cid w16 w16cex">
   <w:docDefaults>
     <w:rPrDefault>
       <w:rPr>
@@ -3664,18 +4575,9 @@
     <w:semiHidden/>
     <w:unhideWhenUsed/>
   </w:style>
-  <w:style w:type="paragraph" w:styleId="a3">
-    <w:name w:val="List Paragraph"/>
-    <w:basedOn w:val="a"/>
-    <w:uiPriority w:val="99"/>
-    <w:pPr>
-      <w:ind w:firstLine="420"/>
-    </w:pPr>
-  </w:style>
-  <w:style w:type="table" w:styleId="a4">
+  <w:style w:type="table" w:styleId="a3">
     <w:name w:val="Table Grid"/>
     <w:basedOn w:val="a1"/>
-    <w:rsid w:val="00733A35"/>
     <w:tblPr>
       <w:tblBorders>
         <w:top w:val="single" w:sz="4" w:space="0" w:color="auto"/>
@@ -3686,6 +4588,113 @@
         <w:insideV w:val="single" w:sz="4" w:space="0" w:color="auto"/>
       </w:tblBorders>
     </w:tblPr>
+  </w:style>
+  <w:style w:type="paragraph" w:styleId="a4">
+    <w:name w:val="List Paragraph"/>
+    <w:basedOn w:val="a"/>
+    <w:uiPriority w:val="99"/>
+    <w:pPr>
+      <w:ind w:firstLine="420"/>
+    </w:pPr>
+  </w:style>
+  <w:style w:type="paragraph" w:styleId="a5">
+    <w:name w:val="header"/>
+    <w:basedOn w:val="a"/>
+    <w:link w:val="a6"/>
+    <w:rsid w:val="005F10BB"/>
+    <w:pPr>
+      <w:pBdr>
+        <w:bottom w:val="single" w:sz="6" w:space="1" w:color="auto"/>
+      </w:pBdr>
+      <w:tabs>
+        <w:tab w:val="center" w:pos="4153"/>
+        <w:tab w:val="right" w:pos="8306"/>
+      </w:tabs>
+      <w:snapToGrid w:val="0"/>
+      <w:spacing w:line="240" w:lineRule="auto"/>
+      <w:jc w:val="center"/>
+    </w:pPr>
+    <w:rPr>
+      <w:sz w:val="18"/>
+      <w:szCs w:val="18"/>
+    </w:rPr>
+  </w:style>
+  <w:style w:type="character" w:customStyle="1" w:styleId="a6">
+    <w:name w:val="页眉 字符"/>
+    <w:basedOn w:val="a0"/>
+    <w:link w:val="a5"/>
+    <w:rsid w:val="005F10BB"/>
+    <w:rPr>
+      <w:rFonts w:ascii="Arial Unicode MS" w:eastAsia="Arial Unicode MS" w:hAnsi="Arial Unicode MS"/>
+      <w:kern w:val="2"/>
+      <w:sz w:val="18"/>
+      <w:szCs w:val="18"/>
+    </w:rPr>
+  </w:style>
+  <w:style w:type="paragraph" w:styleId="a7">
+    <w:name w:val="footer"/>
+    <w:basedOn w:val="a"/>
+    <w:link w:val="a8"/>
+    <w:rsid w:val="005F10BB"/>
+    <w:pPr>
+      <w:tabs>
+        <w:tab w:val="center" w:pos="4153"/>
+        <w:tab w:val="right" w:pos="8306"/>
+      </w:tabs>
+      <w:snapToGrid w:val="0"/>
+      <w:spacing w:line="240" w:lineRule="auto"/>
+      <w:jc w:val="left"/>
+    </w:pPr>
+    <w:rPr>
+      <w:sz w:val="18"/>
+      <w:szCs w:val="18"/>
+    </w:rPr>
+  </w:style>
+  <w:style w:type="character" w:customStyle="1" w:styleId="a8">
+    <w:name w:val="页脚 字符"/>
+    <w:basedOn w:val="a0"/>
+    <w:link w:val="a7"/>
+    <w:rsid w:val="005F10BB"/>
+    <w:rPr>
+      <w:rFonts w:ascii="Arial Unicode MS" w:eastAsia="Arial Unicode MS" w:hAnsi="Arial Unicode MS"/>
+      <w:kern w:val="2"/>
+      <w:sz w:val="18"/>
+      <w:szCs w:val="18"/>
+    </w:rPr>
+  </w:style>
+  <w:style w:type="paragraph" w:styleId="a9">
+    <w:name w:val="footnote text"/>
+    <w:basedOn w:val="a"/>
+    <w:link w:val="aa"/>
+    <w:rsid w:val="00D075F3"/>
+    <w:pPr>
+      <w:snapToGrid w:val="0"/>
+      <w:jc w:val="left"/>
+    </w:pPr>
+    <w:rPr>
+      <w:sz w:val="18"/>
+      <w:szCs w:val="18"/>
+    </w:rPr>
+  </w:style>
+  <w:style w:type="character" w:customStyle="1" w:styleId="aa">
+    <w:name w:val="脚注文本 字符"/>
+    <w:basedOn w:val="a0"/>
+    <w:link w:val="a9"/>
+    <w:rsid w:val="00D075F3"/>
+    <w:rPr>
+      <w:rFonts w:ascii="Arial Unicode MS" w:eastAsia="Arial Unicode MS" w:hAnsi="Arial Unicode MS"/>
+      <w:kern w:val="2"/>
+      <w:sz w:val="18"/>
+      <w:szCs w:val="18"/>
+    </w:rPr>
+  </w:style>
+  <w:style w:type="character" w:styleId="ab">
+    <w:name w:val="footnote reference"/>
+    <w:basedOn w:val="a0"/>
+    <w:rsid w:val="00D075F3"/>
+    <w:rPr>
+      <w:vertAlign w:val="superscript"/>
+    </w:rPr>
   </w:style>
 </w:styles>
 </file>
@@ -3698,7 +4707,7 @@
         <a:sysClr val="windowText" lastClr="000000"/>
       </a:dk1>
       <a:lt1>
-        <a:sysClr val="window" lastClr="FFFFFF"/>
+        <a:sysClr val="window" lastClr="CCE8CF"/>
       </a:lt1>
       <a:dk2>
         <a:srgbClr val="44546A"/>
@@ -3954,10 +4963,22 @@
 </s:customData>
 </file>
 
+<file path=customXml/item2.xml><?xml version="1.0" encoding="utf-8"?>
+<b:Sources xmlns:b="http://schemas.openxmlformats.org/officeDocument/2006/bibliography" xmlns="http://schemas.openxmlformats.org/officeDocument/2006/bibliography" SelectedStyle="\APASixthEditionOfficeOnline.xsl" StyleName="APA" Version="6"/>
+</file>
+
 <file path=customXml/itemProps1.xml><?xml version="1.0" encoding="utf-8"?>
 <ds:datastoreItem xmlns:ds="http://schemas.openxmlformats.org/officeDocument/2006/customXml" ds:itemID="{B1977F7D-205B-4081-913C-38D41E755F92}">
   <ds:schemaRefs>
     <ds:schemaRef ds:uri="http://www.wps.cn/officeDocument/2013/wpsCustomData"/>
   </ds:schemaRefs>
 </ds:datastoreItem>
+</file>
+
+<file path=customXml/itemProps2.xml><?xml version="1.0" encoding="utf-8"?>
+<ds:datastoreItem xmlns:ds="http://schemas.openxmlformats.org/officeDocument/2006/customXml" ds:itemID="{77B99326-F7CC-4ADF-A270-A71C41AC74BB}">
+  <ds:schemaRefs>
+    <ds:schemaRef ds:uri="http://schemas.openxmlformats.org/officeDocument/2006/bibliography"/>
+  </ds:schemaRefs>
+</ds:datastoreItem>
 </file>